--- a/LAB6/11DHCMPM1_LAB6_1150080083_DinhThiThaoAn.docx
+++ b/LAB6/11DHCMPM1_LAB6_1150080083_DinhThiThaoAn.docx
@@ -957,6 +957,7 @@
         <w:rPr>
           <w:b/>
           <w:bCs/>
+          <w:noProof/>
         </w:rPr>
         <w:lastRenderedPageBreak/>
         <w:drawing>
@@ -1011,6 +1012,3630 @@
         <w:t xml:space="preserve"> Cấu hình mạng ảo trong VMware Virtual Network Editor.</w:t>
       </w:r>
     </w:p>
+    <w:p>
+      <w:pPr>
+        <w:rPr>
+          <w:b/>
+          <w:bCs/>
+        </w:rPr>
+      </w:pPr>
+      <w:r>
+        <w:rPr>
+          <w:b/>
+          <w:bCs/>
+        </w:rPr>
+        <w:t>2. Cấu hình 4 card mạng cho pfSense-LAB6</w:t>
+      </w:r>
+    </w:p>
+    <w:p>
+      <w:r>
+        <w:t>Trong VMware Workstation, cấu hình 4 Network Adapter cho máy ảo pfSense:</w:t>
+      </w:r>
+    </w:p>
+    <w:p>
+      <w:pPr>
+        <w:numPr>
+          <w:ilvl w:val="0"/>
+          <w:numId w:val="3"/>
+        </w:numPr>
+      </w:pPr>
+      <w:r>
+        <w:t>Adapter 1: VMnet8 – WAN.</w:t>
+      </w:r>
+    </w:p>
+    <w:p>
+      <w:pPr>
+        <w:numPr>
+          <w:ilvl w:val="0"/>
+          <w:numId w:val="3"/>
+        </w:numPr>
+      </w:pPr>
+      <w:r>
+        <w:t>Adapter 2: VMnet1 – MGMT.</w:t>
+      </w:r>
+    </w:p>
+    <w:p>
+      <w:pPr>
+        <w:numPr>
+          <w:ilvl w:val="0"/>
+          <w:numId w:val="3"/>
+        </w:numPr>
+      </w:pPr>
+      <w:r>
+        <w:t>Adapter 3: VMnet5 – LAN.</w:t>
+      </w:r>
+    </w:p>
+    <w:p>
+      <w:pPr>
+        <w:numPr>
+          <w:ilvl w:val="0"/>
+          <w:numId w:val="3"/>
+        </w:numPr>
+      </w:pPr>
+      <w:r>
+        <w:t>Adapter 4: VMnet6 – DMZ.</w:t>
+      </w:r>
+    </w:p>
+    <w:p>
+      <w:pPr>
+        <w:jc w:val="center"/>
+        <w:rPr>
+          <w:b/>
+          <w:bCs/>
+        </w:rPr>
+      </w:pPr>
+      <w:r>
+        <w:rPr>
+          <w:b/>
+          <w:bCs/>
+        </w:rPr>
+        <w:lastRenderedPageBreak/>
+        <w:drawing>
+          <wp:inline distT="0" distB="0" distL="0" distR="0" wp14:anchorId="17A41EA9" wp14:editId="0E3901C7">
+            <wp:extent cx="3639058" cy="5953956"/>
+            <wp:effectExtent l="0" t="0" r="0" b="8890"/>
+            <wp:docPr id="1786032588" name="Picture 1"/>
+            <wp:cNvGraphicFramePr>
+              <a:graphicFrameLocks xmlns:a="http://schemas.openxmlformats.org/drawingml/2006/main" noChangeAspect="1"/>
+            </wp:cNvGraphicFramePr>
+            <a:graphic xmlns:a="http://schemas.openxmlformats.org/drawingml/2006/main">
+              <a:graphicData uri="http://schemas.openxmlformats.org/drawingml/2006/picture">
+                <pic:pic xmlns:pic="http://schemas.openxmlformats.org/drawingml/2006/picture">
+                  <pic:nvPicPr>
+                    <pic:cNvPr id="1786032588" name=""/>
+                    <pic:cNvPicPr/>
+                  </pic:nvPicPr>
+                  <pic:blipFill>
+                    <a:blip r:embed="rId7"/>
+                    <a:stretch>
+                      <a:fillRect/>
+                    </a:stretch>
+                  </pic:blipFill>
+                  <pic:spPr>
+                    <a:xfrm>
+                      <a:off x="0" y="0"/>
+                      <a:ext cx="3639058" cy="5953956"/>
+                    </a:xfrm>
+                    <a:prstGeom prst="rect">
+                      <a:avLst/>
+                    </a:prstGeom>
+                  </pic:spPr>
+                </pic:pic>
+              </a:graphicData>
+            </a:graphic>
+          </wp:inline>
+        </w:drawing>
+      </w:r>
+    </w:p>
+    <w:p>
+      <w:pPr>
+        <w:jc w:val="center"/>
+        <w:rPr>
+          <w:b/>
+          <w:bCs/>
+        </w:rPr>
+      </w:pPr>
+      <w:r>
+        <w:rPr>
+          <w:b/>
+          <w:bCs/>
+        </w:rPr>
+        <w:t>Hình Cấu hình 4 card mạng của pfSense-LAB6.</w:t>
+      </w:r>
+    </w:p>
+    <w:p>
+      <w:r>
+        <w:t>Kết quả: Đã thiết lập 4 card mạng theo mô hình LAB 6.</w:t>
+      </w:r>
+    </w:p>
+    <w:p>
+      <w:pPr>
+        <w:rPr>
+          <w:b/>
+          <w:bCs/>
+        </w:rPr>
+      </w:pPr>
+      <w:r>
+        <w:rPr>
+          <w:b/>
+          <w:bCs/>
+        </w:rPr>
+        <w:t>3. Đặt IP các interface pfSense</w:t>
+      </w:r>
+    </w:p>
+    <w:p>
+      <w:r>
+        <w:t>Sử dụng chức năng Set interface(s) IP address trên pfSense để cấu hình địa chỉ IPv4 tĩnh cho LAN, MGMT và DMZ. WAN sử dụng DHCP.</w:t>
+      </w:r>
+    </w:p>
+    <w:tbl>
+      <w:tblPr>
+        <w:tblStyle w:val="TableGrid"/>
+        <w:tblW w:w="5000" w:type="pct"/>
+        <w:tblLook w:val="04A0" w:firstRow="1" w:lastRow="0" w:firstColumn="1" w:lastColumn="0" w:noHBand="0" w:noVBand="1"/>
+      </w:tblPr>
+      <w:tblGrid>
+        <w:gridCol w:w="3373"/>
+        <w:gridCol w:w="5977"/>
+      </w:tblGrid>
+      <w:tr>
+        <w:tc>
+          <w:tcPr>
+            <w:tcW w:w="1804" w:type="pct"/>
+            <w:hideMark/>
+          </w:tcPr>
+          <w:p>
+            <w:pPr>
+              <w:spacing w:after="160" w:line="278" w:lineRule="auto"/>
+              <w:rPr>
+                <w:b/>
+                <w:bCs/>
+              </w:rPr>
+            </w:pPr>
+            <w:r>
+              <w:rPr>
+                <w:b/>
+                <w:bCs/>
+              </w:rPr>
+              <w:t>Interface</w:t>
+            </w:r>
+          </w:p>
+        </w:tc>
+        <w:tc>
+          <w:tcPr>
+            <w:tcW w:w="3196" w:type="pct"/>
+            <w:hideMark/>
+          </w:tcPr>
+          <w:p>
+            <w:pPr>
+              <w:spacing w:after="160" w:line="278" w:lineRule="auto"/>
+              <w:rPr>
+                <w:b/>
+                <w:bCs/>
+              </w:rPr>
+            </w:pPr>
+            <w:r>
+              <w:rPr>
+                <w:b/>
+                <w:bCs/>
+              </w:rPr>
+              <w:t>Địa chỉ IP</w:t>
+            </w:r>
+          </w:p>
+        </w:tc>
+      </w:tr>
+      <w:tr>
+        <w:tc>
+          <w:tcPr>
+            <w:tcW w:w="1804" w:type="pct"/>
+            <w:hideMark/>
+          </w:tcPr>
+          <w:p>
+            <w:pPr>
+              <w:spacing w:after="160" w:line="278" w:lineRule="auto"/>
+            </w:pPr>
+            <w:r>
+              <w:lastRenderedPageBreak/>
+              <w:t>WAN</w:t>
+            </w:r>
+          </w:p>
+        </w:tc>
+        <w:tc>
+          <w:tcPr>
+            <w:tcW w:w="3196" w:type="pct"/>
+            <w:hideMark/>
+          </w:tcPr>
+          <w:p>
+            <w:pPr>
+              <w:spacing w:after="160" w:line="278" w:lineRule="auto"/>
+            </w:pPr>
+            <w:r>
+              <w:t>DHCP – VMnet8</w:t>
+            </w:r>
+          </w:p>
+        </w:tc>
+      </w:tr>
+      <w:tr>
+        <w:tc>
+          <w:tcPr>
+            <w:tcW w:w="1804" w:type="pct"/>
+            <w:hideMark/>
+          </w:tcPr>
+          <w:p>
+            <w:pPr>
+              <w:spacing w:after="160" w:line="278" w:lineRule="auto"/>
+            </w:pPr>
+            <w:r>
+              <w:t>LAN</w:t>
+            </w:r>
+          </w:p>
+        </w:tc>
+        <w:tc>
+          <w:tcPr>
+            <w:tcW w:w="3196" w:type="pct"/>
+            <w:hideMark/>
+          </w:tcPr>
+          <w:p>
+            <w:pPr>
+              <w:spacing w:after="160" w:line="278" w:lineRule="auto"/>
+            </w:pPr>
+            <w:r>
+              <w:t>10.6.0.1/24</w:t>
+            </w:r>
+          </w:p>
+        </w:tc>
+      </w:tr>
+      <w:tr>
+        <w:tc>
+          <w:tcPr>
+            <w:tcW w:w="1804" w:type="pct"/>
+            <w:hideMark/>
+          </w:tcPr>
+          <w:p>
+            <w:pPr>
+              <w:spacing w:after="160" w:line="278" w:lineRule="auto"/>
+            </w:pPr>
+            <w:r>
+              <w:t>MGMT</w:t>
+            </w:r>
+          </w:p>
+        </w:tc>
+        <w:tc>
+          <w:tcPr>
+            <w:tcW w:w="3196" w:type="pct"/>
+            <w:hideMark/>
+          </w:tcPr>
+          <w:p>
+            <w:pPr>
+              <w:spacing w:after="160" w:line="278" w:lineRule="auto"/>
+            </w:pPr>
+            <w:r>
+              <w:t>192.168.56.254/24</w:t>
+            </w:r>
+          </w:p>
+        </w:tc>
+      </w:tr>
+      <w:tr>
+        <w:tc>
+          <w:tcPr>
+            <w:tcW w:w="1804" w:type="pct"/>
+            <w:hideMark/>
+          </w:tcPr>
+          <w:p>
+            <w:pPr>
+              <w:spacing w:after="160" w:line="278" w:lineRule="auto"/>
+            </w:pPr>
+            <w:r>
+              <w:t>DMZ</w:t>
+            </w:r>
+          </w:p>
+        </w:tc>
+        <w:tc>
+          <w:tcPr>
+            <w:tcW w:w="3196" w:type="pct"/>
+            <w:hideMark/>
+          </w:tcPr>
+          <w:p>
+            <w:pPr>
+              <w:spacing w:after="160" w:line="278" w:lineRule="auto"/>
+            </w:pPr>
+            <w:r>
+              <w:t>172.16.6.1/24</w:t>
+            </w:r>
+          </w:p>
+        </w:tc>
+      </w:tr>
+    </w:tbl>
+    <w:p>
+      <w:r>
+        <w:t>Tắt DHCP Server trên LAN, MGMT và DMZ để sử dụng địa chỉ IP tĩnh trong quá trình kiểm thử.</w:t>
+      </w:r>
+    </w:p>
+    <w:p>
+      <w:r>
+        <w:drawing>
+          <wp:inline distT="0" distB="0" distL="0" distR="0" wp14:anchorId="0D7AAAB7" wp14:editId="1F0E5AF7">
+            <wp:extent cx="5943600" cy="2828925"/>
+            <wp:effectExtent l="0" t="0" r="0" b="9525"/>
+            <wp:docPr id="1060584038" name="Picture 1"/>
+            <wp:cNvGraphicFramePr>
+              <a:graphicFrameLocks xmlns:a="http://schemas.openxmlformats.org/drawingml/2006/main" noChangeAspect="1"/>
+            </wp:cNvGraphicFramePr>
+            <a:graphic xmlns:a="http://schemas.openxmlformats.org/drawingml/2006/main">
+              <a:graphicData uri="http://schemas.openxmlformats.org/drawingml/2006/picture">
+                <pic:pic xmlns:pic="http://schemas.openxmlformats.org/drawingml/2006/picture">
+                  <pic:nvPicPr>
+                    <pic:cNvPr id="1060584038" name=""/>
+                    <pic:cNvPicPr/>
+                  </pic:nvPicPr>
+                  <pic:blipFill>
+                    <a:blip r:embed="rId8"/>
+                    <a:stretch>
+                      <a:fillRect/>
+                    </a:stretch>
+                  </pic:blipFill>
+                  <pic:spPr>
+                    <a:xfrm>
+                      <a:off x="0" y="0"/>
+                      <a:ext cx="5943600" cy="2828925"/>
+                    </a:xfrm>
+                    <a:prstGeom prst="rect">
+                      <a:avLst/>
+                    </a:prstGeom>
+                  </pic:spPr>
+                </pic:pic>
+              </a:graphicData>
+            </a:graphic>
+          </wp:inline>
+        </w:drawing>
+      </w:r>
+    </w:p>
+    <w:p>
+      <w:pPr>
+        <w:jc w:val="center"/>
+      </w:pPr>
+      <w:r>
+        <w:rPr>
+          <w:b/>
+          <w:bCs/>
+        </w:rPr>
+        <w:t>Hình:</w:t>
+      </w:r>
+      <w:r>
+        <w:t xml:space="preserve"> Cấu hình địa chỉ IP các interface trên pfSense.</w:t>
+      </w:r>
+    </w:p>
+    <w:p>
+      <w:pPr>
+        <w:rPr>
+          <w:b/>
+          <w:bCs/>
+        </w:rPr>
+      </w:pPr>
+      <w:r>
+        <w:rPr>
+          <w:b/>
+          <w:bCs/>
+        </w:rPr>
+        <w:t>4. Chuẩn bị Domain Controller</w:t>
+      </w:r>
+    </w:p>
+    <w:p>
+      <w:r>
+        <w:rPr>
+          <w:b/>
+          <w:bCs/>
+        </w:rPr>
+        <w:t>Bước 1:</w:t>
+      </w:r>
+      <w:r>
+        <w:t xml:space="preserve"> Cấu hình địa chỉ IP tĩnh cho DC01 là 10.6.0.10/24, Default Gateway 10.6.0.1 và Preferred DNS 10.6.0.10.</w:t>
+      </w:r>
+    </w:p>
+    <w:p>
+      <w:r>
+        <w:t>Kiểm tra kết nối giữa Windows Server và pfSense bằng lệnh ping 10.6.0.1.</w:t>
+      </w:r>
+    </w:p>
+    <w:p>
+      <w:r>
+        <w:lastRenderedPageBreak/>
+        <w:drawing>
+          <wp:inline distT="0" distB="0" distL="0" distR="0" wp14:anchorId="56266D00" wp14:editId="47E89197">
+            <wp:extent cx="2500313" cy="2857500"/>
+            <wp:effectExtent l="0" t="0" r="0" b="0"/>
+            <wp:docPr id="2006303874" name="Picture 1"/>
+            <wp:cNvGraphicFramePr>
+              <a:graphicFrameLocks xmlns:a="http://schemas.openxmlformats.org/drawingml/2006/main" noChangeAspect="1"/>
+            </wp:cNvGraphicFramePr>
+            <a:graphic xmlns:a="http://schemas.openxmlformats.org/drawingml/2006/main">
+              <a:graphicData uri="http://schemas.openxmlformats.org/drawingml/2006/picture">
+                <pic:pic xmlns:pic="http://schemas.openxmlformats.org/drawingml/2006/picture">
+                  <pic:nvPicPr>
+                    <pic:cNvPr id="2006303874" name=""/>
+                    <pic:cNvPicPr/>
+                  </pic:nvPicPr>
+                  <pic:blipFill>
+                    <a:blip r:embed="rId9"/>
+                    <a:stretch>
+                      <a:fillRect/>
+                    </a:stretch>
+                  </pic:blipFill>
+                  <pic:spPr>
+                    <a:xfrm>
+                      <a:off x="0" y="0"/>
+                      <a:ext cx="2501780" cy="2859177"/>
+                    </a:xfrm>
+                    <a:prstGeom prst="rect">
+                      <a:avLst/>
+                    </a:prstGeom>
+                  </pic:spPr>
+                </pic:pic>
+              </a:graphicData>
+            </a:graphic>
+          </wp:inline>
+        </w:drawing>
+      </w:r>
+      <w:r>
+        <w:drawing>
+          <wp:inline distT="0" distB="0" distL="0" distR="0" wp14:anchorId="4B7D1A7D" wp14:editId="68F5754A">
+            <wp:extent cx="3332455" cy="2263140"/>
+            <wp:effectExtent l="0" t="0" r="1905" b="3810"/>
+            <wp:docPr id="706215216" name="Picture 1"/>
+            <wp:cNvGraphicFramePr>
+              <a:graphicFrameLocks xmlns:a="http://schemas.openxmlformats.org/drawingml/2006/main" noChangeAspect="1"/>
+            </wp:cNvGraphicFramePr>
+            <a:graphic xmlns:a="http://schemas.openxmlformats.org/drawingml/2006/main">
+              <a:graphicData uri="http://schemas.openxmlformats.org/drawingml/2006/picture">
+                <pic:pic xmlns:pic="http://schemas.openxmlformats.org/drawingml/2006/picture">
+                  <pic:nvPicPr>
+                    <pic:cNvPr id="706215216" name=""/>
+                    <pic:cNvPicPr/>
+                  </pic:nvPicPr>
+                  <pic:blipFill>
+                    <a:blip r:embed="rId10"/>
+                    <a:stretch>
+                      <a:fillRect/>
+                    </a:stretch>
+                  </pic:blipFill>
+                  <pic:spPr>
+                    <a:xfrm>
+                      <a:off x="0" y="0"/>
+                      <a:ext cx="3335411" cy="2265147"/>
+                    </a:xfrm>
+                    <a:prstGeom prst="rect">
+                      <a:avLst/>
+                    </a:prstGeom>
+                  </pic:spPr>
+                </pic:pic>
+              </a:graphicData>
+            </a:graphic>
+          </wp:inline>
+        </w:drawing>
+      </w:r>
+    </w:p>
+    <w:p>
+      <w:pPr>
+        <w:jc w:val="center"/>
+        <w:rPr>
+          <w:i/>
+          <w:iCs/>
+        </w:rPr>
+      </w:pPr>
+      <w:r>
+        <w:rPr>
+          <w:i/>
+          <w:iCs/>
+        </w:rPr>
+        <w:t>Hình: Cấu hình IP và kiểm tra kết nối DC01 với pfSense.</w:t>
+      </w:r>
+    </w:p>
+    <w:p>
+      <w:pPr>
+        <w:rPr>
+          <w:b/>
+          <w:bCs/>
+        </w:rPr>
+      </w:pPr>
+      <w:r>
+        <w:rPr>
+          <w:b/>
+          <w:bCs/>
+        </w:rPr>
+        <w:t>Bước 2: Cài AD DS + DNS và tạo forest mới lab6.test.</w:t>
+      </w:r>
+    </w:p>
+    <w:p>
+      <w:pPr>
+        <w:rPr>
+          <w:b/>
+          <w:bCs/>
+          <w:i/>
+          <w:iCs/>
+        </w:rPr>
+      </w:pPr>
+      <w:r>
+        <w:rPr>
+          <w:b/>
+          <w:bCs/>
+          <w:i/>
+          <w:iCs/>
+        </w:rPr>
+        <w:drawing>
+          <wp:inline distT="0" distB="0" distL="0" distR="0" wp14:anchorId="3C28C4CD" wp14:editId="6F8B8A86">
+            <wp:extent cx="5943600" cy="2432050"/>
+            <wp:effectExtent l="0" t="0" r="0" b="6350"/>
+            <wp:docPr id="1661269172" name="Picture 1"/>
+            <wp:cNvGraphicFramePr>
+              <a:graphicFrameLocks xmlns:a="http://schemas.openxmlformats.org/drawingml/2006/main" noChangeAspect="1"/>
+            </wp:cNvGraphicFramePr>
+            <a:graphic xmlns:a="http://schemas.openxmlformats.org/drawingml/2006/main">
+              <a:graphicData uri="http://schemas.openxmlformats.org/drawingml/2006/picture">
+                <pic:pic xmlns:pic="http://schemas.openxmlformats.org/drawingml/2006/picture">
+                  <pic:nvPicPr>
+                    <pic:cNvPr id="1661269172" name=""/>
+                    <pic:cNvPicPr/>
+                  </pic:nvPicPr>
+                  <pic:blipFill>
+                    <a:blip r:embed="rId11"/>
+                    <a:stretch>
+                      <a:fillRect/>
+                    </a:stretch>
+                  </pic:blipFill>
+                  <pic:spPr>
+                    <a:xfrm>
+                      <a:off x="0" y="0"/>
+                      <a:ext cx="5943600" cy="2432050"/>
+                    </a:xfrm>
+                    <a:prstGeom prst="rect">
+                      <a:avLst/>
+                    </a:prstGeom>
+                  </pic:spPr>
+                </pic:pic>
+              </a:graphicData>
+            </a:graphic>
+          </wp:inline>
+        </w:drawing>
+      </w:r>
+    </w:p>
+    <w:p>
+      <w:r>
+        <w:rPr>
+          <w:b/>
+          <w:bCs/>
+        </w:rPr>
+        <w:t>Bước 3: Cấu hình DNS Forwarders</w:t>
+      </w:r>
+    </w:p>
+    <w:p>
+      <w:r>
+        <w:t>Truy cập DNS Manager trên Windows Server 2022 và cấu hình DNS Forwarders nhằm chuyển tiếp các truy vấn tên miền bên ngoài đến máy chủ DNS upstream.</w:t>
+      </w:r>
+    </w:p>
+    <w:p>
+      <w:r>
+        <w:lastRenderedPageBreak/>
+        <w:drawing>
+          <wp:inline distT="0" distB="0" distL="0" distR="0" wp14:anchorId="79E8FB75" wp14:editId="7A03B1C9">
+            <wp:extent cx="5572903" cy="4801270"/>
+            <wp:effectExtent l="0" t="0" r="8890" b="0"/>
+            <wp:docPr id="591556215" name="Picture 1"/>
+            <wp:cNvGraphicFramePr>
+              <a:graphicFrameLocks xmlns:a="http://schemas.openxmlformats.org/drawingml/2006/main" noChangeAspect="1"/>
+            </wp:cNvGraphicFramePr>
+            <a:graphic xmlns:a="http://schemas.openxmlformats.org/drawingml/2006/main">
+              <a:graphicData uri="http://schemas.openxmlformats.org/drawingml/2006/picture">
+                <pic:pic xmlns:pic="http://schemas.openxmlformats.org/drawingml/2006/picture">
+                  <pic:nvPicPr>
+                    <pic:cNvPr id="591556215" name=""/>
+                    <pic:cNvPicPr/>
+                  </pic:nvPicPr>
+                  <pic:blipFill>
+                    <a:blip r:embed="rId12"/>
+                    <a:stretch>
+                      <a:fillRect/>
+                    </a:stretch>
+                  </pic:blipFill>
+                  <pic:spPr>
+                    <a:xfrm>
+                      <a:off x="0" y="0"/>
+                      <a:ext cx="5572903" cy="4801270"/>
+                    </a:xfrm>
+                    <a:prstGeom prst="rect">
+                      <a:avLst/>
+                    </a:prstGeom>
+                  </pic:spPr>
+                </pic:pic>
+              </a:graphicData>
+            </a:graphic>
+          </wp:inline>
+        </w:drawing>
+      </w:r>
+    </w:p>
+    <w:p>
+      <w:pPr>
+        <w:jc w:val="center"/>
+      </w:pPr>
+      <w:r>
+        <w:rPr>
+          <w:i/>
+          <w:iCs/>
+        </w:rPr>
+        <w:t>Hình: Cấu hình DNS Forwarders trên Windows Server 2022.</w:t>
+      </w:r>
+    </w:p>
+    <w:p>
+      <w:pPr>
+        <w:rPr>
+          <w:b/>
+          <w:bCs/>
+        </w:rPr>
+      </w:pPr>
+      <w:r>
+        <w:rPr>
+          <w:b/>
+          <w:bCs/>
+        </w:rPr>
+        <w:t>Bước 4: Trong Active Directory Users and Computers tạo OU LAB6-Users và hai user sv_a, sv_b.</w:t>
+      </w:r>
+    </w:p>
+    <w:p>
+      <w:r>
+        <w:t>Trong Active Directory Users and Computers, tạo OU LAB6-Users và hai tài khoản sv_a, sv_b thuộc domain lab3.test để phục vụ kiểm thử xác thực LDAP trên pfSense.</w:t>
+      </w:r>
+    </w:p>
+    <w:p>
+      <w:r>
+        <w:rPr>
+          <w:b/>
+          <w:bCs/>
+        </w:rPr>
+        <w:lastRenderedPageBreak/>
+        <w:drawing>
+          <wp:inline distT="0" distB="0" distL="0" distR="0" wp14:anchorId="70D56788" wp14:editId="6E5C1B4D">
+            <wp:extent cx="5943600" cy="4200525"/>
+            <wp:effectExtent l="0" t="0" r="0" b="9525"/>
+            <wp:docPr id="1199428706" name="Picture 1"/>
+            <wp:cNvGraphicFramePr>
+              <a:graphicFrameLocks xmlns:a="http://schemas.openxmlformats.org/drawingml/2006/main" noChangeAspect="1"/>
+            </wp:cNvGraphicFramePr>
+            <a:graphic xmlns:a="http://schemas.openxmlformats.org/drawingml/2006/main">
+              <a:graphicData uri="http://schemas.openxmlformats.org/drawingml/2006/picture">
+                <pic:pic xmlns:pic="http://schemas.openxmlformats.org/drawingml/2006/picture">
+                  <pic:nvPicPr>
+                    <pic:cNvPr id="1199428706" name=""/>
+                    <pic:cNvPicPr/>
+                  </pic:nvPicPr>
+                  <pic:blipFill>
+                    <a:blip r:embed="rId13"/>
+                    <a:stretch>
+                      <a:fillRect/>
+                    </a:stretch>
+                  </pic:blipFill>
+                  <pic:spPr>
+                    <a:xfrm>
+                      <a:off x="0" y="0"/>
+                      <a:ext cx="5943600" cy="4200525"/>
+                    </a:xfrm>
+                    <a:prstGeom prst="rect">
+                      <a:avLst/>
+                    </a:prstGeom>
+                  </pic:spPr>
+                </pic:pic>
+              </a:graphicData>
+            </a:graphic>
+          </wp:inline>
+        </w:drawing>
+      </w:r>
+    </w:p>
+    <w:p>
+      <w:pPr>
+        <w:jc w:val="center"/>
+      </w:pPr>
+      <w:r>
+        <w:rPr>
+          <w:i/>
+          <w:iCs/>
+        </w:rPr>
+        <w:t>Hình: OU LAB6-Users và hai tài khoản sv_a, sv_b.</w:t>
+      </w:r>
+    </w:p>
+    <w:p>
+      <w:pPr>
+        <w:rPr>
+          <w:b/>
+          <w:bCs/>
+        </w:rPr>
+      </w:pPr>
+      <w:r>
+        <w:rPr>
+          <w:b/>
+          <w:bCs/>
+        </w:rPr>
+        <w:t>Bước 5: Tạo service account svc_pfsense_ldap với mật khẩu riêng; không cấp quyền Domain Admin.</w:t>
+      </w:r>
+    </w:p>
+    <w:p>
+      <w:r>
+        <w:t>Tạo tài khoản svc_pfsense_ldap trong Active Directory để pfSense sử dụng khi kết nối LDAP. Tài khoản chỉ sử dụng quyền đọc thông tin thư mục, không cấp quyền Domain Administrator.</w:t>
+      </w:r>
+    </w:p>
+    <w:p>
+      <w:r>
+        <w:lastRenderedPageBreak/>
+        <w:drawing>
+          <wp:inline distT="0" distB="0" distL="0" distR="0" wp14:anchorId="2EE89FBC" wp14:editId="60D90DD8">
+            <wp:extent cx="5943600" cy="4144010"/>
+            <wp:effectExtent l="0" t="0" r="0" b="8890"/>
+            <wp:docPr id="782850647" name="Picture 1"/>
+            <wp:cNvGraphicFramePr>
+              <a:graphicFrameLocks xmlns:a="http://schemas.openxmlformats.org/drawingml/2006/main" noChangeAspect="1"/>
+            </wp:cNvGraphicFramePr>
+            <a:graphic xmlns:a="http://schemas.openxmlformats.org/drawingml/2006/main">
+              <a:graphicData uri="http://schemas.openxmlformats.org/drawingml/2006/picture">
+                <pic:pic xmlns:pic="http://schemas.openxmlformats.org/drawingml/2006/picture">
+                  <pic:nvPicPr>
+                    <pic:cNvPr id="782850647" name=""/>
+                    <pic:cNvPicPr/>
+                  </pic:nvPicPr>
+                  <pic:blipFill>
+                    <a:blip r:embed="rId14"/>
+                    <a:stretch>
+                      <a:fillRect/>
+                    </a:stretch>
+                  </pic:blipFill>
+                  <pic:spPr>
+                    <a:xfrm>
+                      <a:off x="0" y="0"/>
+                      <a:ext cx="5943600" cy="4144010"/>
+                    </a:xfrm>
+                    <a:prstGeom prst="rect">
+                      <a:avLst/>
+                    </a:prstGeom>
+                  </pic:spPr>
+                </pic:pic>
+              </a:graphicData>
+            </a:graphic>
+          </wp:inline>
+        </w:drawing>
+      </w:r>
+    </w:p>
+    <w:p>
+      <w:pPr>
+        <w:jc w:val="center"/>
+      </w:pPr>
+      <w:r>
+        <w:rPr>
+          <w:i/>
+          <w:iCs/>
+        </w:rPr>
+        <w:t>Hình: Tài khoản svc_pfsense_ldap trong Active Directory.</w:t>
+      </w:r>
+    </w:p>
+    <w:p>
+      <w:pPr>
+        <w:rPr>
+          <w:b/>
+          <w:bCs/>
+        </w:rPr>
+      </w:pPr>
+      <w:r>
+        <w:rPr>
+          <w:b/>
+          <w:bCs/>
+        </w:rPr>
+        <w:t>5. Chuẩn bị Client-A và Client-B</w:t>
+      </w:r>
+    </w:p>
+    <w:p>
+      <w:r>
+        <w:t>Cấu hình hai máy trạm Windows 11 kết nối với mạng LAN (VMnet5).</w:t>
+      </w:r>
+    </w:p>
+    <w:p>
+      <w:pPr>
+        <w:numPr>
+          <w:ilvl w:val="0"/>
+          <w:numId w:val="4"/>
+        </w:numPr>
+      </w:pPr>
+      <w:r>
+        <w:t>Client-A: 10.6.0.21/24</w:t>
+      </w:r>
+    </w:p>
+    <w:p>
+      <w:pPr>
+        <w:numPr>
+          <w:ilvl w:val="0"/>
+          <w:numId w:val="4"/>
+        </w:numPr>
+      </w:pPr>
+      <w:r>
+        <w:t>Client-B: 10.6.0.22/24</w:t>
+      </w:r>
+    </w:p>
+    <w:p>
+      <w:pPr>
+        <w:numPr>
+          <w:ilvl w:val="0"/>
+          <w:numId w:val="4"/>
+        </w:numPr>
+      </w:pPr>
+      <w:r>
+        <w:t>Default Gateway: 10.6.0.1</w:t>
+      </w:r>
+    </w:p>
+    <w:p>
+      <w:pPr>
+        <w:numPr>
+          <w:ilvl w:val="0"/>
+          <w:numId w:val="4"/>
+        </w:numPr>
+      </w:pPr>
+      <w:r>
+        <w:t>DNS Server: 10.6.0.10</w:t>
+      </w:r>
+    </w:p>
+    <w:p>
+      <w:r>
+        <w:t>Hai máy được sử dụng để kiểm thử xác thực người dùng và chính sách truy cập trên pfSense.</w:t>
+      </w:r>
+    </w:p>
+    <w:p>
+      <w:r>
+        <w:rPr>
+          <w:b/>
+          <w:bCs/>
+        </w:rPr>
+        <w:lastRenderedPageBreak/>
+        <w:drawing>
+          <wp:inline distT="0" distB="0" distL="0" distR="0" wp14:anchorId="7BCD933A" wp14:editId="0893C41F">
+            <wp:extent cx="2697480" cy="3055376"/>
+            <wp:effectExtent l="0" t="0" r="7620" b="0"/>
+            <wp:docPr id="2010354033" name="Picture 1"/>
+            <wp:cNvGraphicFramePr>
+              <a:graphicFrameLocks xmlns:a="http://schemas.openxmlformats.org/drawingml/2006/main" noChangeAspect="1"/>
+            </wp:cNvGraphicFramePr>
+            <a:graphic xmlns:a="http://schemas.openxmlformats.org/drawingml/2006/main">
+              <a:graphicData uri="http://schemas.openxmlformats.org/drawingml/2006/picture">
+                <pic:pic xmlns:pic="http://schemas.openxmlformats.org/drawingml/2006/picture">
+                  <pic:nvPicPr>
+                    <pic:cNvPr id="2010354033" name=""/>
+                    <pic:cNvPicPr/>
+                  </pic:nvPicPr>
+                  <pic:blipFill>
+                    <a:blip r:embed="rId15"/>
+                    <a:stretch>
+                      <a:fillRect/>
+                    </a:stretch>
+                  </pic:blipFill>
+                  <pic:spPr>
+                    <a:xfrm>
+                      <a:off x="0" y="0"/>
+                      <a:ext cx="2705249" cy="3064176"/>
+                    </a:xfrm>
+                    <a:prstGeom prst="rect">
+                      <a:avLst/>
+                    </a:prstGeom>
+                  </pic:spPr>
+                </pic:pic>
+              </a:graphicData>
+            </a:graphic>
+          </wp:inline>
+        </w:drawing>
+      </w:r>
+      <w:r>
+        <w:rPr>
+          <w:b/>
+          <w:bCs/>
+        </w:rPr>
+        <w:drawing>
+          <wp:inline distT="0" distB="0" distL="0" distR="0" wp14:anchorId="7808E1F5" wp14:editId="0F295160">
+            <wp:extent cx="3215640" cy="3019000"/>
+            <wp:effectExtent l="0" t="0" r="3810" b="0"/>
+            <wp:docPr id="1763006049" name="Picture 1"/>
+            <wp:cNvGraphicFramePr>
+              <a:graphicFrameLocks xmlns:a="http://schemas.openxmlformats.org/drawingml/2006/main" noChangeAspect="1"/>
+            </wp:cNvGraphicFramePr>
+            <a:graphic xmlns:a="http://schemas.openxmlformats.org/drawingml/2006/main">
+              <a:graphicData uri="http://schemas.openxmlformats.org/drawingml/2006/picture">
+                <pic:pic xmlns:pic="http://schemas.openxmlformats.org/drawingml/2006/picture">
+                  <pic:nvPicPr>
+                    <pic:cNvPr id="1763006049" name=""/>
+                    <pic:cNvPicPr/>
+                  </pic:nvPicPr>
+                  <pic:blipFill>
+                    <a:blip r:embed="rId16"/>
+                    <a:stretch>
+                      <a:fillRect/>
+                    </a:stretch>
+                  </pic:blipFill>
+                  <pic:spPr>
+                    <a:xfrm>
+                      <a:off x="0" y="0"/>
+                      <a:ext cx="3225690" cy="3028436"/>
+                    </a:xfrm>
+                    <a:prstGeom prst="rect">
+                      <a:avLst/>
+                    </a:prstGeom>
+                  </pic:spPr>
+                </pic:pic>
+              </a:graphicData>
+            </a:graphic>
+          </wp:inline>
+        </w:drawing>
+      </w:r>
+    </w:p>
+    <w:p>
+      <w:pPr>
+        <w:jc w:val="center"/>
+      </w:pPr>
+      <w:r>
+        <w:rPr>
+          <w:i/>
+          <w:iCs/>
+        </w:rPr>
+        <w:t>Hình: Cấu hình địa chỉ IP và kiểm tra kết nối Client-A.</w:t>
+      </w:r>
+    </w:p>
+    <w:p>
+      <w:pPr>
+        <w:rPr>
+          <w:b/>
+          <w:bCs/>
+        </w:rPr>
+      </w:pPr>
+      <w:r>
+        <w:rPr>
+          <w:b/>
+          <w:bCs/>
+        </w:rPr>
+        <w:drawing>
+          <wp:inline distT="0" distB="0" distL="0" distR="0" wp14:anchorId="599EFC7E" wp14:editId="778D5617">
+            <wp:extent cx="2682240" cy="3064459"/>
+            <wp:effectExtent l="0" t="0" r="3810" b="3175"/>
+            <wp:docPr id="2021806585" name="Picture 1"/>
+            <wp:cNvGraphicFramePr>
+              <a:graphicFrameLocks xmlns:a="http://schemas.openxmlformats.org/drawingml/2006/main" noChangeAspect="1"/>
+            </wp:cNvGraphicFramePr>
+            <a:graphic xmlns:a="http://schemas.openxmlformats.org/drawingml/2006/main">
+              <a:graphicData uri="http://schemas.openxmlformats.org/drawingml/2006/picture">
+                <pic:pic xmlns:pic="http://schemas.openxmlformats.org/drawingml/2006/picture">
+                  <pic:nvPicPr>
+                    <pic:cNvPr id="2021806585" name=""/>
+                    <pic:cNvPicPr/>
+                  </pic:nvPicPr>
+                  <pic:blipFill>
+                    <a:blip r:embed="rId17"/>
+                    <a:stretch>
+                      <a:fillRect/>
+                    </a:stretch>
+                  </pic:blipFill>
+                  <pic:spPr>
+                    <a:xfrm>
+                      <a:off x="0" y="0"/>
+                      <a:ext cx="2691468" cy="3075002"/>
+                    </a:xfrm>
+                    <a:prstGeom prst="rect">
+                      <a:avLst/>
+                    </a:prstGeom>
+                  </pic:spPr>
+                </pic:pic>
+              </a:graphicData>
+            </a:graphic>
+          </wp:inline>
+        </w:drawing>
+      </w:r>
+      <w:r>
+        <w:rPr>
+          <w:b/>
+          <w:bCs/>
+        </w:rPr>
+        <w:drawing>
+          <wp:inline distT="0" distB="0" distL="0" distR="0" wp14:anchorId="2C517F4E" wp14:editId="325D1456">
+            <wp:extent cx="3230880" cy="3099496"/>
+            <wp:effectExtent l="0" t="0" r="7620" b="5715"/>
+            <wp:docPr id="1190583609" name="Picture 1"/>
+            <wp:cNvGraphicFramePr>
+              <a:graphicFrameLocks xmlns:a="http://schemas.openxmlformats.org/drawingml/2006/main" noChangeAspect="1"/>
+            </wp:cNvGraphicFramePr>
+            <a:graphic xmlns:a="http://schemas.openxmlformats.org/drawingml/2006/main">
+              <a:graphicData uri="http://schemas.openxmlformats.org/drawingml/2006/picture">
+                <pic:pic xmlns:pic="http://schemas.openxmlformats.org/drawingml/2006/picture">
+                  <pic:nvPicPr>
+                    <pic:cNvPr id="1190583609" name=""/>
+                    <pic:cNvPicPr/>
+                  </pic:nvPicPr>
+                  <pic:blipFill>
+                    <a:blip r:embed="rId18"/>
+                    <a:stretch>
+                      <a:fillRect/>
+                    </a:stretch>
+                  </pic:blipFill>
+                  <pic:spPr>
+                    <a:xfrm>
+                      <a:off x="0" y="0"/>
+                      <a:ext cx="3231023" cy="3099633"/>
+                    </a:xfrm>
+                    <a:prstGeom prst="rect">
+                      <a:avLst/>
+                    </a:prstGeom>
+                  </pic:spPr>
+                </pic:pic>
+              </a:graphicData>
+            </a:graphic>
+          </wp:inline>
+        </w:drawing>
+      </w:r>
+    </w:p>
+    <w:p>
+      <w:pPr>
+        <w:jc w:val="center"/>
+      </w:pPr>
+      <w:r>
+        <w:rPr>
+          <w:i/>
+          <w:iCs/>
+        </w:rPr>
+        <w:t>Hình: Cấu hình địa chỉ IP và kiểm tra kết nối Client-</w:t>
+      </w:r>
+      <w:r>
+        <w:rPr>
+          <w:i/>
+          <w:iCs/>
+        </w:rPr>
+        <w:t>B</w:t>
+      </w:r>
+      <w:r>
+        <w:rPr>
+          <w:i/>
+          <w:iCs/>
+        </w:rPr>
+        <w:t>.</w:t>
+      </w:r>
+    </w:p>
+    <w:p>
+      <w:pPr>
+        <w:rPr>
+          <w:b/>
+          <w:bCs/>
+        </w:rPr>
+      </w:pPr>
+      <w:r>
+        <w:rPr>
+          <w:b/>
+          <w:bCs/>
+        </w:rPr>
+        <w:t>6. Chuẩn bị DMZ-WEB và các địa chỉ website mô phỏng</w:t>
+      </w:r>
+    </w:p>
+    <w:p>
+      <w:r>
+        <w:t>Sử dụng Ubuntu Server kết nối mạng DMZ (VMnet6), cài đặt Nginx và cấu hình bốn địa chỉ IP:</w:t>
+      </w:r>
+    </w:p>
+    <w:p>
+      <w:pPr>
+        <w:numPr>
+          <w:ilvl w:val="0"/>
+          <w:numId w:val="5"/>
+        </w:numPr>
+      </w:pPr>
+      <w:r>
+        <w:t>172.16.6.10: GENERAL_SITE</w:t>
+      </w:r>
+    </w:p>
+    <w:p>
+      <w:pPr>
+        <w:numPr>
+          <w:ilvl w:val="0"/>
+          <w:numId w:val="5"/>
+        </w:numPr>
+      </w:pPr>
+      <w:r>
+        <w:lastRenderedPageBreak/>
+        <w:t>172.16.6.20: JOB_SITE</w:t>
+      </w:r>
+    </w:p>
+    <w:p>
+      <w:pPr>
+        <w:numPr>
+          <w:ilvl w:val="0"/>
+          <w:numId w:val="5"/>
+        </w:numPr>
+      </w:pPr>
+      <w:r>
+        <w:t>172.16.6.30: SOCIAL_SITE</w:t>
+      </w:r>
+    </w:p>
+    <w:p>
+      <w:pPr>
+        <w:numPr>
+          <w:ilvl w:val="0"/>
+          <w:numId w:val="5"/>
+        </w:numPr>
+      </w:pPr>
+      <w:r>
+        <w:t>172.16.6.40: RESTRICTED_SITE</w:t>
+      </w:r>
+    </w:p>
+    <w:p>
+      <w:r>
+        <w:t>Kết quả: Nginx hoạt động ở trạng thái active (running) và Ubuntu nhận đủ bốn địa chỉ IP mô phỏng.</w:t>
+      </w:r>
+    </w:p>
+    <w:p>
+      <w:r>
+        <w:drawing>
+          <wp:inline distT="0" distB="0" distL="0" distR="0" wp14:anchorId="03EEE036" wp14:editId="6679FF73">
+            <wp:extent cx="5943600" cy="2339975"/>
+            <wp:effectExtent l="0" t="0" r="0" b="3175"/>
+            <wp:docPr id="1601666746" name="Picture 1"/>
+            <wp:cNvGraphicFramePr>
+              <a:graphicFrameLocks xmlns:a="http://schemas.openxmlformats.org/drawingml/2006/main" noChangeAspect="1"/>
+            </wp:cNvGraphicFramePr>
+            <a:graphic xmlns:a="http://schemas.openxmlformats.org/drawingml/2006/main">
+              <a:graphicData uri="http://schemas.openxmlformats.org/drawingml/2006/picture">
+                <pic:pic xmlns:pic="http://schemas.openxmlformats.org/drawingml/2006/picture">
+                  <pic:nvPicPr>
+                    <pic:cNvPr id="1601666746" name=""/>
+                    <pic:cNvPicPr/>
+                  </pic:nvPicPr>
+                  <pic:blipFill>
+                    <a:blip r:embed="rId19"/>
+                    <a:stretch>
+                      <a:fillRect/>
+                    </a:stretch>
+                  </pic:blipFill>
+                  <pic:spPr>
+                    <a:xfrm>
+                      <a:off x="0" y="0"/>
+                      <a:ext cx="5943600" cy="2339975"/>
+                    </a:xfrm>
+                    <a:prstGeom prst="rect">
+                      <a:avLst/>
+                    </a:prstGeom>
+                  </pic:spPr>
+                </pic:pic>
+              </a:graphicData>
+            </a:graphic>
+          </wp:inline>
+        </w:drawing>
+      </w:r>
+    </w:p>
+    <w:p>
+      <w:pPr>
+        <w:jc w:val="center"/>
+      </w:pPr>
+      <w:r>
+        <w:drawing>
+          <wp:inline distT="0" distB="0" distL="0" distR="0" wp14:anchorId="3AC1105A" wp14:editId="0AAD4148">
+            <wp:extent cx="3208327" cy="3756660"/>
+            <wp:effectExtent l="0" t="0" r="0" b="0"/>
+            <wp:docPr id="785900648" name="Picture 1"/>
+            <wp:cNvGraphicFramePr>
+              <a:graphicFrameLocks xmlns:a="http://schemas.openxmlformats.org/drawingml/2006/main" noChangeAspect="1"/>
+            </wp:cNvGraphicFramePr>
+            <a:graphic xmlns:a="http://schemas.openxmlformats.org/drawingml/2006/main">
+              <a:graphicData uri="http://schemas.openxmlformats.org/drawingml/2006/picture">
+                <pic:pic xmlns:pic="http://schemas.openxmlformats.org/drawingml/2006/picture">
+                  <pic:nvPicPr>
+                    <pic:cNvPr id="785900648" name=""/>
+                    <pic:cNvPicPr/>
+                  </pic:nvPicPr>
+                  <pic:blipFill>
+                    <a:blip r:embed="rId20"/>
+                    <a:stretch>
+                      <a:fillRect/>
+                    </a:stretch>
+                  </pic:blipFill>
+                  <pic:spPr>
+                    <a:xfrm>
+                      <a:off x="0" y="0"/>
+                      <a:ext cx="3210295" cy="3758965"/>
+                    </a:xfrm>
+                    <a:prstGeom prst="rect">
+                      <a:avLst/>
+                    </a:prstGeom>
+                  </pic:spPr>
+                </pic:pic>
+              </a:graphicData>
+            </a:graphic>
+          </wp:inline>
+        </w:drawing>
+      </w:r>
+    </w:p>
+    <w:p>
+      <w:pPr>
+        <w:jc w:val="center"/>
+      </w:pPr>
+      <w:r>
+        <w:rPr>
+          <w:b/>
+          <w:bCs/>
+        </w:rPr>
+        <w:t>Hình:</w:t>
+      </w:r>
+      <w:r>
+        <w:t xml:space="preserve"> Kết quả cấu hình DMZ-WEB và kiểm tra Nginx.</w:t>
+      </w:r>
+    </w:p>
+    <w:p>
+      <w:pPr>
+        <w:rPr>
+          <w:b/>
+          <w:bCs/>
+        </w:rPr>
+      </w:pPr>
+      <w:r>
+        <w:rPr>
+          <w:b/>
+          <w:bCs/>
+        </w:rPr>
+        <w:lastRenderedPageBreak/>
+        <w:t xml:space="preserve">C. TÍCH HỢP ACTIVE DIRECTORY VÀO pfSense </w:t>
+      </w:r>
+    </w:p>
+    <w:p>
+      <w:pPr>
+        <w:rPr>
+          <w:b/>
+          <w:bCs/>
+        </w:rPr>
+      </w:pPr>
+      <w:r>
+        <w:rPr>
+          <w:b/>
+          <w:bCs/>
+        </w:rPr>
+        <w:t>1. Tạo LDAP Authentication Server</w:t>
+      </w:r>
+    </w:p>
+    <w:p>
+      <w:r>
+        <w:t>Cấu hình LDAP Authentication Server với Base DN DC=lab6,DC=test, Authentication Containers OU=LAB6-Users,DC=lab6,DC=test và Initial Template là Microsoft AD. Sử dụng tài khoản svc_pfsense_ldap để xác thực kết nối tới Active Directory.</w:t>
+      </w:r>
+    </w:p>
+    <w:p>
+      <w:pPr>
+        <w:rPr>
+          <w:b/>
+          <w:bCs/>
+        </w:rPr>
+      </w:pPr>
+      <w:r>
+        <w:rPr>
+          <w:b/>
+          <w:bCs/>
+        </w:rPr>
+        <w:drawing>
+          <wp:inline distT="0" distB="0" distL="0" distR="0" wp14:anchorId="51521820" wp14:editId="5EB5B34B">
+            <wp:extent cx="5943600" cy="2180590"/>
+            <wp:effectExtent l="0" t="0" r="0" b="0"/>
+            <wp:docPr id="2073210868" name="Picture 1"/>
+            <wp:cNvGraphicFramePr>
+              <a:graphicFrameLocks xmlns:a="http://schemas.openxmlformats.org/drawingml/2006/main" noChangeAspect="1"/>
+            </wp:cNvGraphicFramePr>
+            <a:graphic xmlns:a="http://schemas.openxmlformats.org/drawingml/2006/main">
+              <a:graphicData uri="http://schemas.openxmlformats.org/drawingml/2006/picture">
+                <pic:pic xmlns:pic="http://schemas.openxmlformats.org/drawingml/2006/picture">
+                  <pic:nvPicPr>
+                    <pic:cNvPr id="2073210868" name=""/>
+                    <pic:cNvPicPr/>
+                  </pic:nvPicPr>
+                  <pic:blipFill>
+                    <a:blip r:embed="rId21"/>
+                    <a:stretch>
+                      <a:fillRect/>
+                    </a:stretch>
+                  </pic:blipFill>
+                  <pic:spPr>
+                    <a:xfrm>
+                      <a:off x="0" y="0"/>
+                      <a:ext cx="5943600" cy="2180590"/>
+                    </a:xfrm>
+                    <a:prstGeom prst="rect">
+                      <a:avLst/>
+                    </a:prstGeom>
+                  </pic:spPr>
+                </pic:pic>
+              </a:graphicData>
+            </a:graphic>
+          </wp:inline>
+        </w:drawing>
+      </w:r>
+    </w:p>
+    <w:p>
+      <w:pPr>
+        <w:jc w:val="center"/>
+      </w:pPr>
+      <w:r>
+        <w:t>Hình: Cấu hình thông số LDAP trên pfSense.</w:t>
+      </w:r>
+    </w:p>
+    <w:p>
+      <w:pPr>
+        <w:rPr>
+          <w:b/>
+          <w:bCs/>
+        </w:rPr>
+      </w:pPr>
+      <w:r>
+        <w:rPr>
+          <w:b/>
+          <w:bCs/>
+        </w:rPr>
+        <w:t>2. Kiểm tra LDAP</w:t>
+      </w:r>
+    </w:p>
+    <w:p>
+      <w:r>
+        <w:t>Truy cập Diagnostics → Authentication, chọn LAB6-AD và kiểm tra xác thực hai tài khoản sv_a, sv_b.</w:t>
+      </w:r>
+    </w:p>
+    <w:p>
+      <w:r>
+        <w:t>Kết quả: pfSense xác thực thành công các tài khoản Active Directory sau khi điều chỉnh Bind DN phù hợp với domain lab3.test.</w:t>
+      </w:r>
+    </w:p>
+    <w:p>
+      <w:pPr>
+        <w:rPr>
+          <w:b/>
+          <w:bCs/>
+        </w:rPr>
+      </w:pPr>
+    </w:p>
+    <w:p>
+      <w:pPr>
+        <w:rPr>
+          <w:b/>
+          <w:bCs/>
+        </w:rPr>
+      </w:pPr>
+      <w:r>
+        <w:rPr>
+          <w:b/>
+          <w:bCs/>
+        </w:rPr>
+        <w:lastRenderedPageBreak/>
+        <w:drawing>
+          <wp:inline distT="0" distB="0" distL="0" distR="0" wp14:anchorId="74E69953" wp14:editId="7587F910">
+            <wp:extent cx="5943600" cy="3278505"/>
+            <wp:effectExtent l="0" t="0" r="0" b="0"/>
+            <wp:docPr id="1829775727" name="Picture 1"/>
+            <wp:cNvGraphicFramePr>
+              <a:graphicFrameLocks xmlns:a="http://schemas.openxmlformats.org/drawingml/2006/main" noChangeAspect="1"/>
+            </wp:cNvGraphicFramePr>
+            <a:graphic xmlns:a="http://schemas.openxmlformats.org/drawingml/2006/main">
+              <a:graphicData uri="http://schemas.openxmlformats.org/drawingml/2006/picture">
+                <pic:pic xmlns:pic="http://schemas.openxmlformats.org/drawingml/2006/picture">
+                  <pic:nvPicPr>
+                    <pic:cNvPr id="1829775727" name=""/>
+                    <pic:cNvPicPr/>
+                  </pic:nvPicPr>
+                  <pic:blipFill>
+                    <a:blip r:embed="rId22"/>
+                    <a:stretch>
+                      <a:fillRect/>
+                    </a:stretch>
+                  </pic:blipFill>
+                  <pic:spPr>
+                    <a:xfrm>
+                      <a:off x="0" y="0"/>
+                      <a:ext cx="5943600" cy="3278505"/>
+                    </a:xfrm>
+                    <a:prstGeom prst="rect">
+                      <a:avLst/>
+                    </a:prstGeom>
+                  </pic:spPr>
+                </pic:pic>
+              </a:graphicData>
+            </a:graphic>
+          </wp:inline>
+        </w:drawing>
+      </w:r>
+    </w:p>
+    <w:p>
+      <w:pPr>
+        <w:rPr>
+          <w:b/>
+          <w:bCs/>
+        </w:rPr>
+      </w:pPr>
+      <w:r>
+        <w:rPr>
+          <w:b/>
+          <w:bCs/>
+        </w:rPr>
+        <w:drawing>
+          <wp:inline distT="0" distB="0" distL="0" distR="0" wp14:anchorId="01090087" wp14:editId="4BD2D20E">
+            <wp:extent cx="5943600" cy="2926715"/>
+            <wp:effectExtent l="0" t="0" r="0" b="6985"/>
+            <wp:docPr id="442472377" name="Picture 1"/>
+            <wp:cNvGraphicFramePr>
+              <a:graphicFrameLocks xmlns:a="http://schemas.openxmlformats.org/drawingml/2006/main" noChangeAspect="1"/>
+            </wp:cNvGraphicFramePr>
+            <a:graphic xmlns:a="http://schemas.openxmlformats.org/drawingml/2006/main">
+              <a:graphicData uri="http://schemas.openxmlformats.org/drawingml/2006/picture">
+                <pic:pic xmlns:pic="http://schemas.openxmlformats.org/drawingml/2006/picture">
+                  <pic:nvPicPr>
+                    <pic:cNvPr id="442472377" name=""/>
+                    <pic:cNvPicPr/>
+                  </pic:nvPicPr>
+                  <pic:blipFill>
+                    <a:blip r:embed="rId23"/>
+                    <a:stretch>
+                      <a:fillRect/>
+                    </a:stretch>
+                  </pic:blipFill>
+                  <pic:spPr>
+                    <a:xfrm>
+                      <a:off x="0" y="0"/>
+                      <a:ext cx="5943600" cy="2926715"/>
+                    </a:xfrm>
+                    <a:prstGeom prst="rect">
+                      <a:avLst/>
+                    </a:prstGeom>
+                  </pic:spPr>
+                </pic:pic>
+              </a:graphicData>
+            </a:graphic>
+          </wp:inline>
+        </w:drawing>
+      </w:r>
+    </w:p>
+    <w:p>
+      <w:pPr>
+        <w:jc w:val="center"/>
+      </w:pPr>
+      <w:r>
+        <w:rPr>
+          <w:b/>
+          <w:bCs/>
+        </w:rPr>
+        <w:t>Hình:</w:t>
+      </w:r>
+      <w:r>
+        <w:t xml:space="preserve"> Kết quả xác thực LDAP thành công.</w:t>
+      </w:r>
+    </w:p>
+    <w:p>
+      <w:pPr>
+        <w:rPr>
+          <w:b/>
+          <w:bCs/>
+        </w:rPr>
+      </w:pPr>
+      <w:r>
+        <w:rPr>
+          <w:b/>
+          <w:bCs/>
+        </w:rPr>
+        <w:t xml:space="preserve">D. CAPTIVE PORTAL XÁC THỰC USER DOMAIN </w:t>
+      </w:r>
+    </w:p>
+    <w:p>
+      <w:pPr>
+        <w:rPr>
+          <w:b/>
+          <w:bCs/>
+        </w:rPr>
+      </w:pPr>
+      <w:r>
+        <w:rPr>
+          <w:b/>
+          <w:bCs/>
+        </w:rPr>
+        <w:t>1. Tạo Captive Portal Zone</w:t>
+      </w:r>
+    </w:p>
+    <w:p>
+      <w:r>
+        <w:t xml:space="preserve">Bước 1: Vào Services → Captive Portal → Add Zone, đặt tên LAB6_USERS. </w:t>
+      </w:r>
+    </w:p>
+    <w:p>
+      <w:r>
+        <w:t xml:space="preserve">Bước 2: Enable Captive Portal và chọn interface LAN. </w:t>
+      </w:r>
+    </w:p>
+    <w:p>
+      <w:r>
+        <w:lastRenderedPageBreak/>
+        <w:t xml:space="preserve">Bước 3: Authentication Method: Use an Authentication backend. </w:t>
+      </w:r>
+    </w:p>
+    <w:p>
+      <w:r>
+        <w:t xml:space="preserve">Bước 4: Authentication Server: chọn LAB6-AD. </w:t>
+      </w:r>
+    </w:p>
+    <w:p>
+      <w:r>
+        <w:t>Bước 5: Lưu cấu hình và Apply.</w:t>
+      </w:r>
+    </w:p>
+    <w:p>
+      <w:pPr>
+        <w:rPr>
+          <w:b/>
+          <w:bCs/>
+        </w:rPr>
+      </w:pPr>
+      <w:r>
+        <w:rPr>
+          <w:b/>
+          <w:bCs/>
+        </w:rPr>
+        <w:drawing>
+          <wp:inline distT="0" distB="0" distL="0" distR="0" wp14:anchorId="0A6FD8B2" wp14:editId="6C21543B">
+            <wp:extent cx="5943600" cy="1565910"/>
+            <wp:effectExtent l="0" t="0" r="0" b="0"/>
+            <wp:docPr id="720289477" name="Picture 1"/>
+            <wp:cNvGraphicFramePr>
+              <a:graphicFrameLocks xmlns:a="http://schemas.openxmlformats.org/drawingml/2006/main" noChangeAspect="1"/>
+            </wp:cNvGraphicFramePr>
+            <a:graphic xmlns:a="http://schemas.openxmlformats.org/drawingml/2006/main">
+              <a:graphicData uri="http://schemas.openxmlformats.org/drawingml/2006/picture">
+                <pic:pic xmlns:pic="http://schemas.openxmlformats.org/drawingml/2006/picture">
+                  <pic:nvPicPr>
+                    <pic:cNvPr id="720289477" name=""/>
+                    <pic:cNvPicPr/>
+                  </pic:nvPicPr>
+                  <pic:blipFill>
+                    <a:blip r:embed="rId24"/>
+                    <a:stretch>
+                      <a:fillRect/>
+                    </a:stretch>
+                  </pic:blipFill>
+                  <pic:spPr>
+                    <a:xfrm>
+                      <a:off x="0" y="0"/>
+                      <a:ext cx="5943600" cy="1565910"/>
+                    </a:xfrm>
+                    <a:prstGeom prst="rect">
+                      <a:avLst/>
+                    </a:prstGeom>
+                  </pic:spPr>
+                </pic:pic>
+              </a:graphicData>
+            </a:graphic>
+          </wp:inline>
+        </w:drawing>
+      </w:r>
+    </w:p>
+    <w:p>
+      <w:pPr>
+        <w:rPr>
+          <w:b/>
+          <w:bCs/>
+        </w:rPr>
+      </w:pPr>
+      <w:r>
+        <w:rPr>
+          <w:b/>
+          <w:bCs/>
+        </w:rPr>
+        <w:t>2. Kiểm thử đăng nhập</w:t>
+      </w:r>
+    </w:p>
+    <w:p>
+      <w:r>
+        <w:t>Truy cập http://172.16.6.10 từ Client-A và Client-B để kiểm tra Captive Portal. Sử dụng hai tài khoản Active Directory sv_a và sv_b tương ứng để đăng nhập.</w:t>
+      </w:r>
+    </w:p>
+    <w:p>
+      <w:r>
+        <w:t>Kết quả: Ghi nhận kết quả xác thực và kiểm tra phiên đăng nhập trên pfSense.</w:t>
+      </w:r>
+    </w:p>
+    <w:p>
+      <w:pPr>
+        <w:rPr>
+          <w:b/>
+          <w:bCs/>
+        </w:rPr>
+      </w:pPr>
+      <w:r>
+        <w:rPr>
+          <w:b/>
+          <w:bCs/>
+        </w:rPr>
+        <w:drawing>
+          <wp:inline distT="0" distB="0" distL="0" distR="0" wp14:anchorId="4F35DFE3" wp14:editId="33A9E36D">
+            <wp:extent cx="5943600" cy="2957195"/>
+            <wp:effectExtent l="0" t="0" r="0" b="0"/>
+            <wp:docPr id="1457973608" name="Picture 1"/>
+            <wp:cNvGraphicFramePr>
+              <a:graphicFrameLocks xmlns:a="http://schemas.openxmlformats.org/drawingml/2006/main" noChangeAspect="1"/>
+            </wp:cNvGraphicFramePr>
+            <a:graphic xmlns:a="http://schemas.openxmlformats.org/drawingml/2006/main">
+              <a:graphicData uri="http://schemas.openxmlformats.org/drawingml/2006/picture">
+                <pic:pic xmlns:pic="http://schemas.openxmlformats.org/drawingml/2006/picture">
+                  <pic:nvPicPr>
+                    <pic:cNvPr id="1457973608" name=""/>
+                    <pic:cNvPicPr/>
+                  </pic:nvPicPr>
+                  <pic:blipFill>
+                    <a:blip r:embed="rId25"/>
+                    <a:stretch>
+                      <a:fillRect/>
+                    </a:stretch>
+                  </pic:blipFill>
+                  <pic:spPr>
+                    <a:xfrm>
+                      <a:off x="0" y="0"/>
+                      <a:ext cx="5943600" cy="2957195"/>
+                    </a:xfrm>
+                    <a:prstGeom prst="rect">
+                      <a:avLst/>
+                    </a:prstGeom>
+                  </pic:spPr>
+                </pic:pic>
+              </a:graphicData>
+            </a:graphic>
+          </wp:inline>
+        </w:drawing>
+      </w:r>
+    </w:p>
+    <w:p>
+      <w:pPr>
+        <w:rPr>
+          <w:b/>
+          <w:bCs/>
+        </w:rPr>
+      </w:pPr>
+      <w:r>
+        <w:rPr>
+          <w:b/>
+          <w:bCs/>
+        </w:rPr>
+        <w:lastRenderedPageBreak/>
+        <w:drawing>
+          <wp:inline distT="0" distB="0" distL="0" distR="0" wp14:anchorId="3244D148" wp14:editId="343BBDC9">
+            <wp:extent cx="5943600" cy="3179445"/>
+            <wp:effectExtent l="0" t="0" r="0" b="1905"/>
+            <wp:docPr id="1899293244" name="Picture 1"/>
+            <wp:cNvGraphicFramePr>
+              <a:graphicFrameLocks xmlns:a="http://schemas.openxmlformats.org/drawingml/2006/main" noChangeAspect="1"/>
+            </wp:cNvGraphicFramePr>
+            <a:graphic xmlns:a="http://schemas.openxmlformats.org/drawingml/2006/main">
+              <a:graphicData uri="http://schemas.openxmlformats.org/drawingml/2006/picture">
+                <pic:pic xmlns:pic="http://schemas.openxmlformats.org/drawingml/2006/picture">
+                  <pic:nvPicPr>
+                    <pic:cNvPr id="1899293244" name=""/>
+                    <pic:cNvPicPr/>
+                  </pic:nvPicPr>
+                  <pic:blipFill>
+                    <a:blip r:embed="rId26"/>
+                    <a:stretch>
+                      <a:fillRect/>
+                    </a:stretch>
+                  </pic:blipFill>
+                  <pic:spPr>
+                    <a:xfrm>
+                      <a:off x="0" y="0"/>
+                      <a:ext cx="5943600" cy="3179445"/>
+                    </a:xfrm>
+                    <a:prstGeom prst="rect">
+                      <a:avLst/>
+                    </a:prstGeom>
+                  </pic:spPr>
+                </pic:pic>
+              </a:graphicData>
+            </a:graphic>
+          </wp:inline>
+        </w:drawing>
+      </w:r>
+    </w:p>
+    <w:p>
+      <w:pPr>
+        <w:rPr>
+          <w:b/>
+          <w:bCs/>
+        </w:rPr>
+      </w:pPr>
+      <w:r>
+        <w:rPr>
+          <w:b/>
+          <w:bCs/>
+        </w:rPr>
+        <w:drawing>
+          <wp:inline distT="0" distB="0" distL="0" distR="0" wp14:anchorId="7112CF9F" wp14:editId="674E2966">
+            <wp:extent cx="5943600" cy="1972945"/>
+            <wp:effectExtent l="0" t="0" r="0" b="8255"/>
+            <wp:docPr id="949322625" name="Picture 1"/>
+            <wp:cNvGraphicFramePr>
+              <a:graphicFrameLocks xmlns:a="http://schemas.openxmlformats.org/drawingml/2006/main" noChangeAspect="1"/>
+            </wp:cNvGraphicFramePr>
+            <a:graphic xmlns:a="http://schemas.openxmlformats.org/drawingml/2006/main">
+              <a:graphicData uri="http://schemas.openxmlformats.org/drawingml/2006/picture">
+                <pic:pic xmlns:pic="http://schemas.openxmlformats.org/drawingml/2006/picture">
+                  <pic:nvPicPr>
+                    <pic:cNvPr id="949322625" name=""/>
+                    <pic:cNvPicPr/>
+                  </pic:nvPicPr>
+                  <pic:blipFill>
+                    <a:blip r:embed="rId27"/>
+                    <a:stretch>
+                      <a:fillRect/>
+                    </a:stretch>
+                  </pic:blipFill>
+                  <pic:spPr>
+                    <a:xfrm>
+                      <a:off x="0" y="0"/>
+                      <a:ext cx="5943600" cy="1972945"/>
+                    </a:xfrm>
+                    <a:prstGeom prst="rect">
+                      <a:avLst/>
+                    </a:prstGeom>
+                  </pic:spPr>
+                </pic:pic>
+              </a:graphicData>
+            </a:graphic>
+          </wp:inline>
+        </w:drawing>
+      </w:r>
+    </w:p>
+    <w:p>
+      <w:pPr>
+        <w:jc w:val="center"/>
+      </w:pPr>
+      <w:r>
+        <w:t>Hình: Giao diện đăng nhập và trạng thái phiên Captive Portal.</w:t>
+      </w:r>
+    </w:p>
+    <w:p>
+      <w:pPr>
+        <w:rPr>
+          <w:b/>
+          <w:bCs/>
+        </w:rPr>
+      </w:pPr>
+      <w:r>
+        <w:rPr>
+          <w:b/>
+          <w:bCs/>
+        </w:rPr>
+        <w:t>E. TẠO ALIAS CHO NGƯỜI DÙNG VÀ WEBSITE MÔ PHỎNG</w:t>
+      </w:r>
+    </w:p>
+    <w:p>
+      <w:r>
+        <w:t>Truy cập Firewall → Aliases trên pfSense để tạo các Alias đại diện cho máy trạm và website mô phỏng.</w:t>
+      </w:r>
+    </w:p>
+    <w:p>
+      <w:pPr>
+        <w:numPr>
+          <w:ilvl w:val="0"/>
+          <w:numId w:val="6"/>
+        </w:numPr>
+      </w:pPr>
+      <w:r>
+        <w:t>Máy trạm: CLIENT_A (10.6.0.21), CLIENT_B (10.6.0.22), POLICY_CLIENTS (gồm cả hai máy).</w:t>
+      </w:r>
+    </w:p>
+    <w:p>
+      <w:pPr>
+        <w:numPr>
+          <w:ilvl w:val="0"/>
+          <w:numId w:val="6"/>
+        </w:numPr>
+      </w:pPr>
+      <w:r>
+        <w:t>Website: GENERAL_SITE (172.16.6.10), JOB_SITE (172.16.6.20), SOCIAL_SITE (172.16.6.30), RESTRICTED_SITE (172.16.6.40).</w:t>
+      </w:r>
+    </w:p>
+    <w:p>
+      <w:pPr>
+        <w:numPr>
+          <w:ilvl w:val="0"/>
+          <w:numId w:val="6"/>
+        </w:numPr>
+      </w:pPr>
+      <w:r>
+        <w:t>Cổng dịch vụ: WEB_PORTS gồm HTTP (80) và HTTPS (443).</w:t>
+      </w:r>
+    </w:p>
+    <w:p>
+      <w:r>
+        <w:t>Kiểm tra các Alias tại Diagnostics → Tables.</w:t>
+      </w:r>
+    </w:p>
+    <w:p>
+      <w:pPr>
+        <w:rPr>
+          <w:b/>
+          <w:bCs/>
+        </w:rPr>
+      </w:pPr>
+      <w:r>
+        <w:rPr>
+          <w:b/>
+          <w:bCs/>
+        </w:rPr>
+        <w:lastRenderedPageBreak/>
+        <w:drawing>
+          <wp:inline distT="0" distB="0" distL="0" distR="0" wp14:anchorId="53E945CF" wp14:editId="2210D2B9">
+            <wp:extent cx="5943600" cy="2337435"/>
+            <wp:effectExtent l="0" t="0" r="0" b="5715"/>
+            <wp:docPr id="321353348" name="Picture 1"/>
+            <wp:cNvGraphicFramePr>
+              <a:graphicFrameLocks xmlns:a="http://schemas.openxmlformats.org/drawingml/2006/main" noChangeAspect="1"/>
+            </wp:cNvGraphicFramePr>
+            <a:graphic xmlns:a="http://schemas.openxmlformats.org/drawingml/2006/main">
+              <a:graphicData uri="http://schemas.openxmlformats.org/drawingml/2006/picture">
+                <pic:pic xmlns:pic="http://schemas.openxmlformats.org/drawingml/2006/picture">
+                  <pic:nvPicPr>
+                    <pic:cNvPr id="321353348" name=""/>
+                    <pic:cNvPicPr/>
+                  </pic:nvPicPr>
+                  <pic:blipFill>
+                    <a:blip r:embed="rId28"/>
+                    <a:stretch>
+                      <a:fillRect/>
+                    </a:stretch>
+                  </pic:blipFill>
+                  <pic:spPr>
+                    <a:xfrm>
+                      <a:off x="0" y="0"/>
+                      <a:ext cx="5943600" cy="2337435"/>
+                    </a:xfrm>
+                    <a:prstGeom prst="rect">
+                      <a:avLst/>
+                    </a:prstGeom>
+                  </pic:spPr>
+                </pic:pic>
+              </a:graphicData>
+            </a:graphic>
+          </wp:inline>
+        </w:drawing>
+      </w:r>
+    </w:p>
+    <w:p>
+      <w:pPr>
+        <w:rPr>
+          <w:b/>
+          <w:bCs/>
+        </w:rPr>
+      </w:pPr>
+      <w:r>
+        <w:rPr>
+          <w:b/>
+          <w:bCs/>
+        </w:rPr>
+        <w:drawing>
+          <wp:inline distT="0" distB="0" distL="0" distR="0" wp14:anchorId="1EA7EFDF" wp14:editId="5AA2FB4F">
+            <wp:extent cx="5943600" cy="1201420"/>
+            <wp:effectExtent l="0" t="0" r="0" b="0"/>
+            <wp:docPr id="695711060" name="Picture 1"/>
+            <wp:cNvGraphicFramePr>
+              <a:graphicFrameLocks xmlns:a="http://schemas.openxmlformats.org/drawingml/2006/main" noChangeAspect="1"/>
+            </wp:cNvGraphicFramePr>
+            <a:graphic xmlns:a="http://schemas.openxmlformats.org/drawingml/2006/main">
+              <a:graphicData uri="http://schemas.openxmlformats.org/drawingml/2006/picture">
+                <pic:pic xmlns:pic="http://schemas.openxmlformats.org/drawingml/2006/picture">
+                  <pic:nvPicPr>
+                    <pic:cNvPr id="695711060" name=""/>
+                    <pic:cNvPicPr/>
+                  </pic:nvPicPr>
+                  <pic:blipFill>
+                    <a:blip r:embed="rId29"/>
+                    <a:stretch>
+                      <a:fillRect/>
+                    </a:stretch>
+                  </pic:blipFill>
+                  <pic:spPr>
+                    <a:xfrm>
+                      <a:off x="0" y="0"/>
+                      <a:ext cx="5943600" cy="1201420"/>
+                    </a:xfrm>
+                    <a:prstGeom prst="rect">
+                      <a:avLst/>
+                    </a:prstGeom>
+                  </pic:spPr>
+                </pic:pic>
+              </a:graphicData>
+            </a:graphic>
+          </wp:inline>
+        </w:drawing>
+      </w:r>
+    </w:p>
+    <w:p>
+      <w:pPr>
+        <w:jc w:val="center"/>
+      </w:pPr>
+      <w:r>
+        <w:t>Hình: Danh sách Alias được cấu hình trên pfSense.</w:t>
+      </w:r>
+    </w:p>
+    <w:p>
+      <w:pPr>
+        <w:rPr>
+          <w:b/>
+          <w:bCs/>
+        </w:rPr>
+      </w:pPr>
+      <w:r>
+        <w:rPr>
+          <w:b/>
+          <w:bCs/>
+        </w:rPr>
+        <w:t>F. TẠO SCHEDULE</w:t>
+      </w:r>
+    </w:p>
+    <w:p>
+      <w:r>
+        <w:t>Truy cập Firewall → Schedules trên pfSense và tạo các lịch truy cập:</w:t>
+      </w:r>
+    </w:p>
+    <w:p>
+      <w:pPr>
+        <w:numPr>
+          <w:ilvl w:val="0"/>
+          <w:numId w:val="7"/>
+        </w:numPr>
+      </w:pPr>
+      <w:r>
+        <w:t>LUNCH_WINDOW: 11:30–13:00, từ thứ Hai đến thứ Sáu.</w:t>
+      </w:r>
+    </w:p>
+    <w:p>
+      <w:pPr>
+        <w:numPr>
+          <w:ilvl w:val="0"/>
+          <w:numId w:val="7"/>
+        </w:numPr>
+      </w:pPr>
+      <w:r>
+        <w:t>WORK_HOURS: 08:00–17:00, từ thứ Hai đến thứ Sáu.</w:t>
+      </w:r>
+    </w:p>
+    <w:p>
+      <w:pPr>
+        <w:numPr>
+          <w:ilvl w:val="0"/>
+          <w:numId w:val="7"/>
+        </w:numPr>
+      </w:pPr>
+      <w:r>
+        <w:t>TEST_NOW: Khoảng thời gian 10–15 phút phục vụ kiểm thử nhanh.</w:t>
+      </w:r>
+    </w:p>
+    <w:p>
+      <w:r>
+        <w:t>Các Schedule được sử dụng để giới hạn quyền truy cập mạng theo thời gian.</w:t>
+      </w:r>
+    </w:p>
+    <w:p>
+      <w:pPr>
+        <w:rPr>
+          <w:b/>
+          <w:bCs/>
+        </w:rPr>
+      </w:pPr>
+      <w:r>
+        <w:rPr>
+          <w:b/>
+          <w:bCs/>
+        </w:rPr>
+        <w:lastRenderedPageBreak/>
+        <w:drawing>
+          <wp:inline distT="0" distB="0" distL="0" distR="0" wp14:anchorId="7DBB1896" wp14:editId="63175ABD">
+            <wp:extent cx="5943600" cy="2210435"/>
+            <wp:effectExtent l="0" t="0" r="0" b="0"/>
+            <wp:docPr id="764575988" name="Picture 1"/>
+            <wp:cNvGraphicFramePr>
+              <a:graphicFrameLocks xmlns:a="http://schemas.openxmlformats.org/drawingml/2006/main" noChangeAspect="1"/>
+            </wp:cNvGraphicFramePr>
+            <a:graphic xmlns:a="http://schemas.openxmlformats.org/drawingml/2006/main">
+              <a:graphicData uri="http://schemas.openxmlformats.org/drawingml/2006/picture">
+                <pic:pic xmlns:pic="http://schemas.openxmlformats.org/drawingml/2006/picture">
+                  <pic:nvPicPr>
+                    <pic:cNvPr id="764575988" name=""/>
+                    <pic:cNvPicPr/>
+                  </pic:nvPicPr>
+                  <pic:blipFill>
+                    <a:blip r:embed="rId30"/>
+                    <a:stretch>
+                      <a:fillRect/>
+                    </a:stretch>
+                  </pic:blipFill>
+                  <pic:spPr>
+                    <a:xfrm>
+                      <a:off x="0" y="0"/>
+                      <a:ext cx="5943600" cy="2210435"/>
+                    </a:xfrm>
+                    <a:prstGeom prst="rect">
+                      <a:avLst/>
+                    </a:prstGeom>
+                  </pic:spPr>
+                </pic:pic>
+              </a:graphicData>
+            </a:graphic>
+          </wp:inline>
+        </w:drawing>
+      </w:r>
+    </w:p>
+    <w:p>
+      <w:pPr>
+        <w:jc w:val="center"/>
+      </w:pPr>
+      <w:r>
+        <w:t>Hình: Danh sách Schedule được tạo trên pfSense.</w:t>
+      </w:r>
+    </w:p>
+    <w:p>
+      <w:pPr>
+        <w:rPr>
+          <w:b/>
+          <w:bCs/>
+        </w:rPr>
+      </w:pPr>
+      <w:r>
+        <w:rPr>
+          <w:b/>
+          <w:bCs/>
+        </w:rPr>
+        <w:t>G. THỰC HÀNH CHÍNH SÁCH THEO KỊCH BẢN</w:t>
+      </w:r>
+    </w:p>
+    <w:p>
+      <w:pPr>
+        <w:rPr>
+          <w:b/>
+          <w:bCs/>
+        </w:rPr>
+      </w:pPr>
+      <w:r>
+        <w:rPr>
+          <w:b/>
+          <w:bCs/>
+        </w:rPr>
+        <w:t>1. Kịch bản 1 - Client-A bị chặn JOB_SITE</w:t>
+      </w:r>
+    </w:p>
+    <w:p>
+      <w:r>
+        <w:t>Tạo Firewall Rule trên interface LAN để chặn Client-A (10.6.0.21) truy cập JOB_SITE (172.16.6.20) qua TCP/80, đồng thời cho phép truy cập GENERAL_SITE (172.16.6.10).</w:t>
+      </w:r>
+    </w:p>
+    <w:p>
+      <w:r>
+        <w:t>Tiến hành kiểm thử bằng trình duyệt trên Client-A và kiểm tra Firewall Log để xác nhận kết quả.</w:t>
+      </w:r>
+    </w:p>
+    <w:p>
+      <w:pPr>
+        <w:rPr>
+          <w:b/>
+          <w:bCs/>
+        </w:rPr>
+      </w:pPr>
+      <w:r>
+        <w:rPr>
+          <w:b/>
+          <w:bCs/>
+        </w:rPr>
+        <w:drawing>
+          <wp:inline distT="0" distB="0" distL="0" distR="0" wp14:anchorId="08D65092" wp14:editId="24F67E2A">
+            <wp:extent cx="5943600" cy="2814320"/>
+            <wp:effectExtent l="0" t="0" r="0" b="5080"/>
+            <wp:docPr id="452788646" name="Picture 1"/>
+            <wp:cNvGraphicFramePr>
+              <a:graphicFrameLocks xmlns:a="http://schemas.openxmlformats.org/drawingml/2006/main" noChangeAspect="1"/>
+            </wp:cNvGraphicFramePr>
+            <a:graphic xmlns:a="http://schemas.openxmlformats.org/drawingml/2006/main">
+              <a:graphicData uri="http://schemas.openxmlformats.org/drawingml/2006/picture">
+                <pic:pic xmlns:pic="http://schemas.openxmlformats.org/drawingml/2006/picture">
+                  <pic:nvPicPr>
+                    <pic:cNvPr id="452788646" name=""/>
+                    <pic:cNvPicPr/>
+                  </pic:nvPicPr>
+                  <pic:blipFill>
+                    <a:blip r:embed="rId31"/>
+                    <a:stretch>
+                      <a:fillRect/>
+                    </a:stretch>
+                  </pic:blipFill>
+                  <pic:spPr>
+                    <a:xfrm>
+                      <a:off x="0" y="0"/>
+                      <a:ext cx="5943600" cy="2814320"/>
+                    </a:xfrm>
+                    <a:prstGeom prst="rect">
+                      <a:avLst/>
+                    </a:prstGeom>
+                  </pic:spPr>
+                </pic:pic>
+              </a:graphicData>
+            </a:graphic>
+          </wp:inline>
+        </w:drawing>
+      </w:r>
+    </w:p>
+    <w:p>
+      <w:pPr>
+        <w:rPr>
+          <w:b/>
+          <w:bCs/>
+        </w:rPr>
+      </w:pPr>
+      <w:r>
+        <w:rPr>
+          <w:b/>
+          <w:bCs/>
+        </w:rPr>
+        <w:lastRenderedPageBreak/>
+        <w:drawing>
+          <wp:inline distT="0" distB="0" distL="0" distR="0" wp14:anchorId="22638502" wp14:editId="5D8B0D3E">
+            <wp:extent cx="5943600" cy="3204845"/>
+            <wp:effectExtent l="0" t="0" r="0" b="0"/>
+            <wp:docPr id="1943043907" name="Picture 1"/>
+            <wp:cNvGraphicFramePr>
+              <a:graphicFrameLocks xmlns:a="http://schemas.openxmlformats.org/drawingml/2006/main" noChangeAspect="1"/>
+            </wp:cNvGraphicFramePr>
+            <a:graphic xmlns:a="http://schemas.openxmlformats.org/drawingml/2006/main">
+              <a:graphicData uri="http://schemas.openxmlformats.org/drawingml/2006/picture">
+                <pic:pic xmlns:pic="http://schemas.openxmlformats.org/drawingml/2006/picture">
+                  <pic:nvPicPr>
+                    <pic:cNvPr id="1943043907" name=""/>
+                    <pic:cNvPicPr/>
+                  </pic:nvPicPr>
+                  <pic:blipFill>
+                    <a:blip r:embed="rId32"/>
+                    <a:stretch>
+                      <a:fillRect/>
+                    </a:stretch>
+                  </pic:blipFill>
+                  <pic:spPr>
+                    <a:xfrm>
+                      <a:off x="0" y="0"/>
+                      <a:ext cx="5943600" cy="3204845"/>
+                    </a:xfrm>
+                    <a:prstGeom prst="rect">
+                      <a:avLst/>
+                    </a:prstGeom>
+                  </pic:spPr>
+                </pic:pic>
+              </a:graphicData>
+            </a:graphic>
+          </wp:inline>
+        </w:drawing>
+      </w:r>
+    </w:p>
+    <w:p>
+      <w:pPr>
+        <w:rPr>
+          <w:b/>
+          <w:bCs/>
+        </w:rPr>
+      </w:pPr>
+      <w:r>
+        <w:rPr>
+          <w:b/>
+          <w:bCs/>
+        </w:rPr>
+        <w:drawing>
+          <wp:inline distT="0" distB="0" distL="0" distR="0" wp14:anchorId="72E9F290" wp14:editId="5040042C">
+            <wp:extent cx="5943600" cy="3718560"/>
+            <wp:effectExtent l="0" t="0" r="0" b="0"/>
+            <wp:docPr id="1446794140" name="Picture 1"/>
+            <wp:cNvGraphicFramePr>
+              <a:graphicFrameLocks xmlns:a="http://schemas.openxmlformats.org/drawingml/2006/main" noChangeAspect="1"/>
+            </wp:cNvGraphicFramePr>
+            <a:graphic xmlns:a="http://schemas.openxmlformats.org/drawingml/2006/main">
+              <a:graphicData uri="http://schemas.openxmlformats.org/drawingml/2006/picture">
+                <pic:pic xmlns:pic="http://schemas.openxmlformats.org/drawingml/2006/picture">
+                  <pic:nvPicPr>
+                    <pic:cNvPr id="1446794140" name=""/>
+                    <pic:cNvPicPr/>
+                  </pic:nvPicPr>
+                  <pic:blipFill>
+                    <a:blip r:embed="rId33"/>
+                    <a:stretch>
+                      <a:fillRect/>
+                    </a:stretch>
+                  </pic:blipFill>
+                  <pic:spPr>
+                    <a:xfrm>
+                      <a:off x="0" y="0"/>
+                      <a:ext cx="5943600" cy="3718560"/>
+                    </a:xfrm>
+                    <a:prstGeom prst="rect">
+                      <a:avLst/>
+                    </a:prstGeom>
+                  </pic:spPr>
+                </pic:pic>
+              </a:graphicData>
+            </a:graphic>
+          </wp:inline>
+        </w:drawing>
+      </w:r>
+    </w:p>
+    <w:p>
+      <w:pPr>
+        <w:jc w:val="center"/>
+      </w:pPr>
+      <w:r>
+        <w:t>Hình: Cấu hình Firewall Rules và kết quả kiểm thử kịch bản 1.</w:t>
+      </w:r>
+    </w:p>
+    <w:p>
+      <w:pPr>
+        <w:rPr>
+          <w:b/>
+          <w:bCs/>
+        </w:rPr>
+      </w:pPr>
+      <w:r>
+        <w:rPr>
+          <w:b/>
+          <w:bCs/>
+        </w:rPr>
+        <w:t>2. Kịch bản 2 - Cấm RESTRICTED_SITE cho cả A và B</w:t>
+      </w:r>
+    </w:p>
+    <w:p>
+      <w:r>
+        <w:lastRenderedPageBreak/>
+        <w:t>Tạo Firewall Rule Block từ POLICY_CLIENTS đến RESTRICTED_SITE (172.16.6.40) qua TCP/80 và bật chức năng ghi log. Đồng thời, tạo rule Pass cho phép POLICY_CLIENTS truy cập GENERAL_SITE (172.16.6.10).</w:t>
+      </w:r>
+    </w:p>
+    <w:p>
+      <w:r>
+        <w:t>Kiểm thử: Client-A và Client-B bị chặn khi truy cập RESTRICTED_SITE nhưng vẫn truy cập được GENERAL_SITE.</w:t>
+      </w:r>
+    </w:p>
+    <w:p>
+      <w:r>
+        <w:drawing>
+          <wp:inline distT="0" distB="0" distL="0" distR="0" wp14:anchorId="47300B34" wp14:editId="790FD6A3">
+            <wp:extent cx="5943600" cy="2025015"/>
+            <wp:effectExtent l="0" t="0" r="0" b="0"/>
+            <wp:docPr id="988707418" name="Picture 1"/>
+            <wp:cNvGraphicFramePr>
+              <a:graphicFrameLocks xmlns:a="http://schemas.openxmlformats.org/drawingml/2006/main" noChangeAspect="1"/>
+            </wp:cNvGraphicFramePr>
+            <a:graphic xmlns:a="http://schemas.openxmlformats.org/drawingml/2006/main">
+              <a:graphicData uri="http://schemas.openxmlformats.org/drawingml/2006/picture">
+                <pic:pic xmlns:pic="http://schemas.openxmlformats.org/drawingml/2006/picture">
+                  <pic:nvPicPr>
+                    <pic:cNvPr id="988707418" name=""/>
+                    <pic:cNvPicPr/>
+                  </pic:nvPicPr>
+                  <pic:blipFill>
+                    <a:blip r:embed="rId34"/>
+                    <a:stretch>
+                      <a:fillRect/>
+                    </a:stretch>
+                  </pic:blipFill>
+                  <pic:spPr>
+                    <a:xfrm>
+                      <a:off x="0" y="0"/>
+                      <a:ext cx="5943600" cy="2025015"/>
+                    </a:xfrm>
+                    <a:prstGeom prst="rect">
+                      <a:avLst/>
+                    </a:prstGeom>
+                  </pic:spPr>
+                </pic:pic>
+              </a:graphicData>
+            </a:graphic>
+          </wp:inline>
+        </w:drawing>
+      </w:r>
+    </w:p>
+    <w:p>
+      <w:pPr>
+        <w:rPr>
+          <w:b/>
+          <w:bCs/>
+        </w:rPr>
+      </w:pPr>
+      <w:r>
+        <w:rPr>
+          <w:b/>
+          <w:bCs/>
+        </w:rPr>
+        <w:drawing>
+          <wp:inline distT="0" distB="0" distL="0" distR="0" wp14:anchorId="57F32A9C" wp14:editId="2BC6EBF4">
+            <wp:extent cx="5943600" cy="3759835"/>
+            <wp:effectExtent l="0" t="0" r="0" b="0"/>
+            <wp:docPr id="1614004803" name="Picture 1"/>
+            <wp:cNvGraphicFramePr>
+              <a:graphicFrameLocks xmlns:a="http://schemas.openxmlformats.org/drawingml/2006/main" noChangeAspect="1"/>
+            </wp:cNvGraphicFramePr>
+            <a:graphic xmlns:a="http://schemas.openxmlformats.org/drawingml/2006/main">
+              <a:graphicData uri="http://schemas.openxmlformats.org/drawingml/2006/picture">
+                <pic:pic xmlns:pic="http://schemas.openxmlformats.org/drawingml/2006/picture">
+                  <pic:nvPicPr>
+                    <pic:cNvPr id="1614004803" name=""/>
+                    <pic:cNvPicPr/>
+                  </pic:nvPicPr>
+                  <pic:blipFill>
+                    <a:blip r:embed="rId35"/>
+                    <a:stretch>
+                      <a:fillRect/>
+                    </a:stretch>
+                  </pic:blipFill>
+                  <pic:spPr>
+                    <a:xfrm>
+                      <a:off x="0" y="0"/>
+                      <a:ext cx="5943600" cy="3759835"/>
+                    </a:xfrm>
+                    <a:prstGeom prst="rect">
+                      <a:avLst/>
+                    </a:prstGeom>
+                  </pic:spPr>
+                </pic:pic>
+              </a:graphicData>
+            </a:graphic>
+          </wp:inline>
+        </w:drawing>
+      </w:r>
+    </w:p>
+    <w:p>
+      <w:pPr>
+        <w:jc w:val="center"/>
+      </w:pPr>
+      <w:r>
+        <w:rPr>
+          <w:b/>
+          <w:bCs/>
+        </w:rPr>
+        <w:t>Hình:</w:t>
+      </w:r>
+      <w:r>
+        <w:t xml:space="preserve"> Cấu hình Firewall Rule và kết quả kiểm thử kịch bản 2.</w:t>
+      </w:r>
+    </w:p>
+    <w:p>
+      <w:pPr>
+        <w:rPr>
+          <w:b/>
+          <w:bCs/>
+        </w:rPr>
+      </w:pPr>
+      <w:r>
+        <w:rPr>
+          <w:b/>
+          <w:bCs/>
+        </w:rPr>
+        <w:t>3. Kịch bản 3 - Client-B chỉ được SOCIAL_SITE trong giờ nghỉ</w:t>
+      </w:r>
+    </w:p>
+    <w:p>
+      <w:r>
+        <w:t>Cấu hình hai Firewall Rule trên LAN:</w:t>
+      </w:r>
+    </w:p>
+    <w:p>
+      <w:pPr>
+        <w:numPr>
+          <w:ilvl w:val="0"/>
+          <w:numId w:val="8"/>
+        </w:numPr>
+      </w:pPr>
+      <w:r>
+        <w:lastRenderedPageBreak/>
+        <w:t>Pass: CLIENT_B → SOCIAL_SITE (TCP/80), Schedule LUNCH_WINDOW (11:30–13:00, thứ Hai đến thứ Sáu).</w:t>
+      </w:r>
+    </w:p>
+    <w:p>
+      <w:pPr>
+        <w:numPr>
+          <w:ilvl w:val="0"/>
+          <w:numId w:val="8"/>
+        </w:numPr>
+      </w:pPr>
+      <w:r>
+        <w:t>Block: CLIENT_B → SOCIAL_SITE (TCP/80), không áp dụng Schedule.</w:t>
+      </w:r>
+    </w:p>
+    <w:p>
+      <w:r>
+        <w:t>Sử dụng TEST_NOW để kiểm thử truy cập theo thời gian.</w:t>
+      </w:r>
+    </w:p>
+    <w:p>
+      <w:r>
+        <w:t>Kết quả: Client-B vẫn bị chặn khi thử truy cập SOCIAL_SITE trong khoảng TEST_NOW. Chính sách cho phép theo lịch chưa được xác minh thành công.</w:t>
+      </w:r>
+    </w:p>
+    <w:p>
+      <w:r>
+        <w:drawing>
+          <wp:inline distT="0" distB="0" distL="0" distR="0" wp14:anchorId="668171F8" wp14:editId="7B301AF2">
+            <wp:extent cx="5943600" cy="1162050"/>
+            <wp:effectExtent l="0" t="0" r="0" b="0"/>
+            <wp:docPr id="777092870" name="Picture 1"/>
+            <wp:cNvGraphicFramePr>
+              <a:graphicFrameLocks xmlns:a="http://schemas.openxmlformats.org/drawingml/2006/main" noChangeAspect="1"/>
+            </wp:cNvGraphicFramePr>
+            <a:graphic xmlns:a="http://schemas.openxmlformats.org/drawingml/2006/main">
+              <a:graphicData uri="http://schemas.openxmlformats.org/drawingml/2006/picture">
+                <pic:pic xmlns:pic="http://schemas.openxmlformats.org/drawingml/2006/picture">
+                  <pic:nvPicPr>
+                    <pic:cNvPr id="777092870" name=""/>
+                    <pic:cNvPicPr/>
+                  </pic:nvPicPr>
+                  <pic:blipFill>
+                    <a:blip r:embed="rId36"/>
+                    <a:stretch>
+                      <a:fillRect/>
+                    </a:stretch>
+                  </pic:blipFill>
+                  <pic:spPr>
+                    <a:xfrm>
+                      <a:off x="0" y="0"/>
+                      <a:ext cx="5943600" cy="1162050"/>
+                    </a:xfrm>
+                    <a:prstGeom prst="rect">
+                      <a:avLst/>
+                    </a:prstGeom>
+                  </pic:spPr>
+                </pic:pic>
+              </a:graphicData>
+            </a:graphic>
+          </wp:inline>
+        </w:drawing>
+      </w:r>
+    </w:p>
+    <w:p>
+      <w:pPr>
+        <w:rPr>
+          <w:b/>
+          <w:bCs/>
+        </w:rPr>
+      </w:pPr>
+      <w:r>
+        <w:rPr>
+          <w:b/>
+          <w:bCs/>
+        </w:rPr>
+        <w:drawing>
+          <wp:inline distT="0" distB="0" distL="0" distR="0" wp14:anchorId="5059E8CD" wp14:editId="31EADDE7">
+            <wp:extent cx="5943600" cy="2653665"/>
+            <wp:effectExtent l="0" t="0" r="0" b="0"/>
+            <wp:docPr id="588873863" name="Picture 1"/>
+            <wp:cNvGraphicFramePr>
+              <a:graphicFrameLocks xmlns:a="http://schemas.openxmlformats.org/drawingml/2006/main" noChangeAspect="1"/>
+            </wp:cNvGraphicFramePr>
+            <a:graphic xmlns:a="http://schemas.openxmlformats.org/drawingml/2006/main">
+              <a:graphicData uri="http://schemas.openxmlformats.org/drawingml/2006/picture">
+                <pic:pic xmlns:pic="http://schemas.openxmlformats.org/drawingml/2006/picture">
+                  <pic:nvPicPr>
+                    <pic:cNvPr id="588873863" name=""/>
+                    <pic:cNvPicPr/>
+                  </pic:nvPicPr>
+                  <pic:blipFill>
+                    <a:blip r:embed="rId37"/>
+                    <a:stretch>
+                      <a:fillRect/>
+                    </a:stretch>
+                  </pic:blipFill>
+                  <pic:spPr>
+                    <a:xfrm>
+                      <a:off x="0" y="0"/>
+                      <a:ext cx="5943600" cy="2653665"/>
+                    </a:xfrm>
+                    <a:prstGeom prst="rect">
+                      <a:avLst/>
+                    </a:prstGeom>
+                  </pic:spPr>
+                </pic:pic>
+              </a:graphicData>
+            </a:graphic>
+          </wp:inline>
+        </w:drawing>
+      </w:r>
+    </w:p>
+    <w:p>
+      <w:pPr>
+        <w:jc w:val="center"/>
+      </w:pPr>
+      <w:r>
+        <w:t>Hình: Cấu hình Firewall Rule và kết quả kiểm thử G.3.</w:t>
+      </w:r>
+    </w:p>
+    <w:p>
+      <w:pPr>
+        <w:rPr>
+          <w:b/>
+          <w:bCs/>
+        </w:rPr>
+      </w:pPr>
+      <w:r>
+        <w:rPr>
+          <w:b/>
+          <w:bCs/>
+        </w:rPr>
+        <w:t>4. Kịch bản 4 – Chỉ cho HTTP/HTTPS trong giờ hành chính</w:t>
+      </w:r>
+    </w:p>
+    <w:p>
+      <w:r>
+        <w:t>Tạo Firewall Rule Pass cho POLICY_CLIENTS truy cập các cổng WEB_PORTS (80, 443) theo Schedule WORK_HOURS (08:00–17:00, thứ Hai đến thứ Sáu).</w:t>
+      </w:r>
+    </w:p>
+    <w:p>
+      <w:r>
+        <w:t>Thiết lập Rule Block đối với các lưu lượng không được phép. Kiểm thử truy cập HTTP/HTTPS và ICMP để đánh giá chính sách.</w:t>
+      </w:r>
+    </w:p>
+    <w:p>
+      <w:r>
+        <w:lastRenderedPageBreak/>
+        <w:drawing>
+          <wp:inline distT="0" distB="0" distL="0" distR="0" wp14:anchorId="35625A40" wp14:editId="39923867">
+            <wp:extent cx="5943600" cy="1105535"/>
+            <wp:effectExtent l="0" t="0" r="0" b="0"/>
+            <wp:docPr id="1644555150" name="Picture 1"/>
+            <wp:cNvGraphicFramePr>
+              <a:graphicFrameLocks xmlns:a="http://schemas.openxmlformats.org/drawingml/2006/main" noChangeAspect="1"/>
+            </wp:cNvGraphicFramePr>
+            <a:graphic xmlns:a="http://schemas.openxmlformats.org/drawingml/2006/main">
+              <a:graphicData uri="http://schemas.openxmlformats.org/drawingml/2006/picture">
+                <pic:pic xmlns:pic="http://schemas.openxmlformats.org/drawingml/2006/picture">
+                  <pic:nvPicPr>
+                    <pic:cNvPr id="1644555150" name=""/>
+                    <pic:cNvPicPr/>
+                  </pic:nvPicPr>
+                  <pic:blipFill>
+                    <a:blip r:embed="rId38"/>
+                    <a:stretch>
+                      <a:fillRect/>
+                    </a:stretch>
+                  </pic:blipFill>
+                  <pic:spPr>
+                    <a:xfrm>
+                      <a:off x="0" y="0"/>
+                      <a:ext cx="5943600" cy="1105535"/>
+                    </a:xfrm>
+                    <a:prstGeom prst="rect">
+                      <a:avLst/>
+                    </a:prstGeom>
+                  </pic:spPr>
+                </pic:pic>
+              </a:graphicData>
+            </a:graphic>
+          </wp:inline>
+        </w:drawing>
+      </w:r>
+    </w:p>
+    <w:p>
+      <w:pPr>
+        <w:jc w:val="center"/>
+      </w:pPr>
+      <w:r>
+        <w:rPr>
+          <w:b/>
+          <w:bCs/>
+        </w:rPr>
+        <w:t>Hình:</w:t>
+      </w:r>
+      <w:r>
+        <w:t xml:space="preserve"> Cấu hình Firewall Rule giới hạn dịch vụ theo giờ hành chính.</w:t>
+      </w:r>
+    </w:p>
+    <w:p>
+      <w:pPr>
+        <w:rPr>
+          <w:b/>
+          <w:bCs/>
+        </w:rPr>
+      </w:pPr>
+      <w:r>
+        <w:rPr>
+          <w:b/>
+          <w:bCs/>
+        </w:rPr>
+        <w:t>5. Kịch bản 5 - Cô lập DMZ khỏi LAN nhưng cho LAN truy cập site cần thiết</w:t>
+      </w:r>
+    </w:p>
+    <w:p>
+      <w:r>
+        <w:t>Thiết lập Firewall Rule Block trên interface DMZ, với Source là DMZ net và Destination là LAN net, nhằm ngăn DMZ khởi tạo kết nối vào LAN.</w:t>
+      </w:r>
+    </w:p>
+    <w:p>
+      <w:r>
+        <w:t>Đồng thời, cấu hình Rule Pass trên LAN cho phép POLICY_CLIENTS truy cập GENERAL_SITE qua HTTP (TCP/80).</w:t>
+      </w:r>
+    </w:p>
+    <w:p>
+      <w:r>
+        <w:rPr>
+          <w:b/>
+          <w:bCs/>
+        </w:rPr>
+        <w:t>Kiểm thử:</w:t>
+      </w:r>
+    </w:p>
+    <w:p>
+      <w:pPr>
+        <w:numPr>
+          <w:ilvl w:val="0"/>
+          <w:numId w:val="9"/>
+        </w:numPr>
+      </w:pPr>
+      <w:r>
+        <w:t>Client-A → GENERAL_SITE: Dự kiến truy cập thành công.</w:t>
+      </w:r>
+    </w:p>
+    <w:p>
+      <w:pPr>
+        <w:numPr>
+          <w:ilvl w:val="0"/>
+          <w:numId w:val="9"/>
+        </w:numPr>
+      </w:pPr>
+      <w:r>
+        <w:t>DMZ-WEB → DC01: Dự kiến bị chặn.</w:t>
+      </w:r>
+    </w:p>
+    <w:p>
+      <w:r>
+        <w:drawing>
+          <wp:inline distT="0" distB="0" distL="0" distR="0" wp14:anchorId="09BAA07E" wp14:editId="7FE3B939">
+            <wp:extent cx="5943600" cy="1492885"/>
+            <wp:effectExtent l="0" t="0" r="0" b="0"/>
+            <wp:docPr id="626981740" name="Picture 1"/>
+            <wp:cNvGraphicFramePr>
+              <a:graphicFrameLocks xmlns:a="http://schemas.openxmlformats.org/drawingml/2006/main" noChangeAspect="1"/>
+            </wp:cNvGraphicFramePr>
+            <a:graphic xmlns:a="http://schemas.openxmlformats.org/drawingml/2006/main">
+              <a:graphicData uri="http://schemas.openxmlformats.org/drawingml/2006/picture">
+                <pic:pic xmlns:pic="http://schemas.openxmlformats.org/drawingml/2006/picture">
+                  <pic:nvPicPr>
+                    <pic:cNvPr id="626981740" name=""/>
+                    <pic:cNvPicPr/>
+                  </pic:nvPicPr>
+                  <pic:blipFill>
+                    <a:blip r:embed="rId39"/>
+                    <a:stretch>
+                      <a:fillRect/>
+                    </a:stretch>
+                  </pic:blipFill>
+                  <pic:spPr>
+                    <a:xfrm>
+                      <a:off x="0" y="0"/>
+                      <a:ext cx="5943600" cy="1492885"/>
+                    </a:xfrm>
+                    <a:prstGeom prst="rect">
+                      <a:avLst/>
+                    </a:prstGeom>
+                  </pic:spPr>
+                </pic:pic>
+              </a:graphicData>
+            </a:graphic>
+          </wp:inline>
+        </w:drawing>
+      </w:r>
+    </w:p>
+    <w:p>
+      <w:pPr>
+        <w:jc w:val="center"/>
+      </w:pPr>
+      <w:r>
+        <w:rPr>
+          <w:b/>
+          <w:bCs/>
+        </w:rPr>
+        <w:t>Hình:</w:t>
+      </w:r>
+      <w:r>
+        <w:t xml:space="preserve"> Cấu hình Firewall Rule và kết quả kiểm thử cô lập DMZ.</w:t>
+      </w:r>
+    </w:p>
+    <w:p>
+      <w:pPr>
+        <w:rPr>
+          <w:b/>
+          <w:bCs/>
+        </w:rPr>
+      </w:pPr>
+      <w:r>
+        <w:rPr>
+          <w:b/>
+          <w:bCs/>
+        </w:rPr>
+        <w:t>H. HÌNH THỨC TỔNG HỢP</w:t>
+      </w:r>
+    </w:p>
+    <w:tbl>
+      <w:tblPr>
+        <w:tblStyle w:val="TableGrid"/>
+        <w:tblW w:w="0" w:type="auto"/>
+        <w:tblLook w:val="04A0" w:firstRow="1" w:lastRow="0" w:firstColumn="1" w:lastColumn="0" w:noHBand="0" w:noVBand="1"/>
+      </w:tblPr>
+      <w:tblGrid>
+        <w:gridCol w:w="1481"/>
+        <w:gridCol w:w="2860"/>
+        <w:gridCol w:w="4434"/>
+      </w:tblGrid>
+      <w:tr>
+        <w:tc>
+          <w:tcPr>
+            <w:tcW w:w="0" w:type="auto"/>
+            <w:hideMark/>
+          </w:tcPr>
+          <w:p>
+            <w:pPr>
+              <w:spacing w:after="160" w:line="278" w:lineRule="auto"/>
+              <w:rPr>
+                <w:b/>
+                <w:bCs/>
+              </w:rPr>
+            </w:pPr>
+            <w:r>
+              <w:rPr>
+                <w:b/>
+                <w:bCs/>
+              </w:rPr>
+              <w:t>Máy nguồn</w:t>
+            </w:r>
+          </w:p>
+        </w:tc>
+        <w:tc>
+          <w:tcPr>
+            <w:tcW w:w="0" w:type="auto"/>
+            <w:hideMark/>
+          </w:tcPr>
+          <w:p>
+            <w:pPr>
+              <w:spacing w:after="160" w:line="278" w:lineRule="auto"/>
+              <w:rPr>
+                <w:b/>
+                <w:bCs/>
+              </w:rPr>
+            </w:pPr>
+            <w:r>
+              <w:rPr>
+                <w:b/>
+                <w:bCs/>
+              </w:rPr>
+              <w:t>Website / Đích</w:t>
+            </w:r>
+          </w:p>
+        </w:tc>
+        <w:tc>
+          <w:tcPr>
+            <w:tcW w:w="0" w:type="auto"/>
+            <w:hideMark/>
+          </w:tcPr>
+          <w:p>
+            <w:pPr>
+              <w:spacing w:after="160" w:line="278" w:lineRule="auto"/>
+              <w:rPr>
+                <w:b/>
+                <w:bCs/>
+              </w:rPr>
+            </w:pPr>
+            <w:r>
+              <w:rPr>
+                <w:b/>
+                <w:bCs/>
+              </w:rPr>
+              <w:t>Kết quả mong đợi</w:t>
+            </w:r>
+          </w:p>
+        </w:tc>
+      </w:tr>
+      <w:tr>
+        <w:tc>
+          <w:tcPr>
+            <w:tcW w:w="0" w:type="auto"/>
+            <w:hideMark/>
+          </w:tcPr>
+          <w:p>
+            <w:pPr>
+              <w:spacing w:after="160" w:line="278" w:lineRule="auto"/>
+            </w:pPr>
+            <w:r>
+              <w:t>Client-A</w:t>
+            </w:r>
+          </w:p>
+        </w:tc>
+        <w:tc>
+          <w:tcPr>
+            <w:tcW w:w="0" w:type="auto"/>
+            <w:hideMark/>
+          </w:tcPr>
+          <w:p>
+            <w:pPr>
+              <w:spacing w:after="160" w:line="278" w:lineRule="auto"/>
+            </w:pPr>
+            <w:r>
+              <w:t>GENERAL_SITE .10</w:t>
+            </w:r>
+          </w:p>
+        </w:tc>
+        <w:tc>
+          <w:tcPr>
+            <w:tcW w:w="0" w:type="auto"/>
+            <w:hideMark/>
+          </w:tcPr>
+          <w:p>
+            <w:pPr>
+              <w:spacing w:after="160" w:line="278" w:lineRule="auto"/>
+            </w:pPr>
+            <w:r>
+              <w:t>Cho phép</w:t>
+            </w:r>
+          </w:p>
+        </w:tc>
+      </w:tr>
+      <w:tr>
+        <w:tc>
+          <w:tcPr>
+            <w:tcW w:w="0" w:type="auto"/>
+            <w:hideMark/>
+          </w:tcPr>
+          <w:p>
+            <w:pPr>
+              <w:spacing w:after="160" w:line="278" w:lineRule="auto"/>
+            </w:pPr>
+            <w:r>
+              <w:t>Client-A</w:t>
+            </w:r>
+          </w:p>
+        </w:tc>
+        <w:tc>
+          <w:tcPr>
+            <w:tcW w:w="0" w:type="auto"/>
+            <w:hideMark/>
+          </w:tcPr>
+          <w:p>
+            <w:pPr>
+              <w:spacing w:after="160" w:line="278" w:lineRule="auto"/>
+            </w:pPr>
+            <w:r>
+              <w:t>JOB_SITE .20</w:t>
+            </w:r>
+          </w:p>
+        </w:tc>
+        <w:tc>
+          <w:tcPr>
+            <w:tcW w:w="0" w:type="auto"/>
+            <w:hideMark/>
+          </w:tcPr>
+          <w:p>
+            <w:pPr>
+              <w:spacing w:after="160" w:line="278" w:lineRule="auto"/>
+            </w:pPr>
+            <w:r>
+              <w:t>Chặn</w:t>
+            </w:r>
+          </w:p>
+        </w:tc>
+      </w:tr>
+      <w:tr>
+        <w:tc>
+          <w:tcPr>
+            <w:tcW w:w="0" w:type="auto"/>
+            <w:hideMark/>
+          </w:tcPr>
+          <w:p>
+            <w:pPr>
+              <w:spacing w:after="160" w:line="278" w:lineRule="auto"/>
+            </w:pPr>
+            <w:r>
+              <w:t>Client-A</w:t>
+            </w:r>
+          </w:p>
+        </w:tc>
+        <w:tc>
+          <w:tcPr>
+            <w:tcW w:w="0" w:type="auto"/>
+            <w:hideMark/>
+          </w:tcPr>
+          <w:p>
+            <w:pPr>
+              <w:spacing w:after="160" w:line="278" w:lineRule="auto"/>
+            </w:pPr>
+            <w:r>
+              <w:t>RESTRICTED_SITE .40</w:t>
+            </w:r>
+          </w:p>
+        </w:tc>
+        <w:tc>
+          <w:tcPr>
+            <w:tcW w:w="0" w:type="auto"/>
+            <w:hideMark/>
+          </w:tcPr>
+          <w:p>
+            <w:pPr>
+              <w:spacing w:after="160" w:line="278" w:lineRule="auto"/>
+            </w:pPr>
+            <w:r>
+              <w:t>Chặn</w:t>
+            </w:r>
+          </w:p>
+        </w:tc>
+      </w:tr>
+      <w:tr>
+        <w:tc>
+          <w:tcPr>
+            <w:tcW w:w="0" w:type="auto"/>
+            <w:hideMark/>
+          </w:tcPr>
+          <w:p>
+            <w:pPr>
+              <w:spacing w:after="160" w:line="278" w:lineRule="auto"/>
+            </w:pPr>
+            <w:r>
+              <w:t>Client-B</w:t>
+            </w:r>
+          </w:p>
+        </w:tc>
+        <w:tc>
+          <w:tcPr>
+            <w:tcW w:w="0" w:type="auto"/>
+            <w:hideMark/>
+          </w:tcPr>
+          <w:p>
+            <w:pPr>
+              <w:spacing w:after="160" w:line="278" w:lineRule="auto"/>
+            </w:pPr>
+            <w:r>
+              <w:t>SOCIAL_SITE .30</w:t>
+            </w:r>
+          </w:p>
+        </w:tc>
+        <w:tc>
+          <w:tcPr>
+            <w:tcW w:w="0" w:type="auto"/>
+            <w:hideMark/>
+          </w:tcPr>
+          <w:p>
+            <w:pPr>
+              <w:spacing w:after="160" w:line="278" w:lineRule="auto"/>
+            </w:pPr>
+            <w:r>
+              <w:t>Cho phép trong giờ nghỉ, chặn ngoài giờ</w:t>
+            </w:r>
+          </w:p>
+        </w:tc>
+      </w:tr>
+      <w:tr>
+        <w:tc>
+          <w:tcPr>
+            <w:tcW w:w="0" w:type="auto"/>
+            <w:hideMark/>
+          </w:tcPr>
+          <w:p>
+            <w:pPr>
+              <w:spacing w:after="160" w:line="278" w:lineRule="auto"/>
+            </w:pPr>
+            <w:r>
+              <w:t>Client-B</w:t>
+            </w:r>
+          </w:p>
+        </w:tc>
+        <w:tc>
+          <w:tcPr>
+            <w:tcW w:w="0" w:type="auto"/>
+            <w:hideMark/>
+          </w:tcPr>
+          <w:p>
+            <w:pPr>
+              <w:spacing w:after="160" w:line="278" w:lineRule="auto"/>
+            </w:pPr>
+            <w:r>
+              <w:t>RESTRICTED_SITE .40</w:t>
+            </w:r>
+          </w:p>
+        </w:tc>
+        <w:tc>
+          <w:tcPr>
+            <w:tcW w:w="0" w:type="auto"/>
+            <w:hideMark/>
+          </w:tcPr>
+          <w:p>
+            <w:pPr>
+              <w:spacing w:after="160" w:line="278" w:lineRule="auto"/>
+            </w:pPr>
+            <w:r>
+              <w:t>Chặn</w:t>
+            </w:r>
+          </w:p>
+        </w:tc>
+      </w:tr>
+      <w:tr>
+        <w:tc>
+          <w:tcPr>
+            <w:tcW w:w="0" w:type="auto"/>
+            <w:hideMark/>
+          </w:tcPr>
+          <w:p>
+            <w:pPr>
+              <w:spacing w:after="160" w:line="278" w:lineRule="auto"/>
+            </w:pPr>
+            <w:r>
+              <w:lastRenderedPageBreak/>
+              <w:t>DMZ-WEB</w:t>
+            </w:r>
+          </w:p>
+        </w:tc>
+        <w:tc>
+          <w:tcPr>
+            <w:tcW w:w="0" w:type="auto"/>
+            <w:hideMark/>
+          </w:tcPr>
+          <w:p>
+            <w:pPr>
+              <w:spacing w:after="160" w:line="278" w:lineRule="auto"/>
+            </w:pPr>
+            <w:r>
+              <w:t>DC01 10.6.0.10</w:t>
+            </w:r>
+          </w:p>
+        </w:tc>
+        <w:tc>
+          <w:tcPr>
+            <w:tcW w:w="0" w:type="auto"/>
+            <w:hideMark/>
+          </w:tcPr>
+          <w:p>
+            <w:pPr>
+              <w:spacing w:after="160" w:line="278" w:lineRule="auto"/>
+            </w:pPr>
+            <w:r>
+              <w:t>Chặn</w:t>
+            </w:r>
+          </w:p>
+        </w:tc>
+      </w:tr>
+    </w:tbl>
+    <w:p>
+      <w:pPr>
+        <w:rPr>
+          <w:b/>
+          <w:bCs/>
+        </w:rPr>
+      </w:pPr>
+    </w:p>
+    <w:p>
+      <w:pPr>
+        <w:rPr>
+          <w:b/>
+          <w:bCs/>
+        </w:rPr>
+      </w:pPr>
+      <w:r>
+        <w:rPr>
+          <w:b/>
+          <w:bCs/>
+        </w:rPr>
+        <w:t>J. BẢNG KẾT QUẢ VÀ CÂU HỎI PHÂN TÍCH</w:t>
+      </w:r>
+    </w:p>
+    <w:tbl>
+      <w:tblPr>
+        <w:tblStyle w:val="TableGrid"/>
+        <w:tblW w:w="0" w:type="auto"/>
+        <w:tblLook w:val="04A0" w:firstRow="1" w:lastRow="0" w:firstColumn="1" w:lastColumn="0" w:noHBand="0" w:noVBand="1"/>
+      </w:tblPr>
+      <w:tblGrid>
+        <w:gridCol w:w="1814"/>
+        <w:gridCol w:w="3539"/>
+        <w:gridCol w:w="3997"/>
+      </w:tblGrid>
+      <w:tr>
+        <w:tc>
+          <w:tcPr>
+            <w:tcW w:w="0" w:type="auto"/>
+            <w:hideMark/>
+          </w:tcPr>
+          <w:p>
+            <w:pPr>
+              <w:spacing w:after="160" w:line="278" w:lineRule="auto"/>
+              <w:rPr>
+                <w:b/>
+                <w:bCs/>
+              </w:rPr>
+            </w:pPr>
+            <w:r>
+              <w:rPr>
+                <w:b/>
+                <w:bCs/>
+              </w:rPr>
+              <w:t>Kịch bản</w:t>
+            </w:r>
+          </w:p>
+        </w:tc>
+        <w:tc>
+          <w:tcPr>
+            <w:tcW w:w="0" w:type="auto"/>
+            <w:hideMark/>
+          </w:tcPr>
+          <w:p>
+            <w:pPr>
+              <w:spacing w:after="160" w:line="278" w:lineRule="auto"/>
+              <w:rPr>
+                <w:b/>
+                <w:bCs/>
+              </w:rPr>
+            </w:pPr>
+            <w:r>
+              <w:rPr>
+                <w:b/>
+                <w:bCs/>
+              </w:rPr>
+              <w:t>Dự đoán</w:t>
+            </w:r>
+          </w:p>
+        </w:tc>
+        <w:tc>
+          <w:tcPr>
+            <w:tcW w:w="0" w:type="auto"/>
+            <w:hideMark/>
+          </w:tcPr>
+          <w:p>
+            <w:pPr>
+              <w:spacing w:after="160" w:line="278" w:lineRule="auto"/>
+              <w:rPr>
+                <w:b/>
+                <w:bCs/>
+              </w:rPr>
+            </w:pPr>
+            <w:r>
+              <w:rPr>
+                <w:b/>
+                <w:bCs/>
+              </w:rPr>
+              <w:t>Thực tế</w:t>
+            </w:r>
+          </w:p>
+        </w:tc>
+      </w:tr>
+      <w:tr>
+        <w:tc>
+          <w:tcPr>
+            <w:tcW w:w="0" w:type="auto"/>
+            <w:hideMark/>
+          </w:tcPr>
+          <w:p>
+            <w:pPr>
+              <w:spacing w:after="160" w:line="278" w:lineRule="auto"/>
+            </w:pPr>
+            <w:r>
+              <w:t>LDAP sv_a/sv_b</w:t>
+            </w:r>
+          </w:p>
+        </w:tc>
+        <w:tc>
+          <w:tcPr>
+            <w:tcW w:w="0" w:type="auto"/>
+            <w:hideMark/>
+          </w:tcPr>
+          <w:p>
+            <w:pPr>
+              <w:spacing w:after="160" w:line="278" w:lineRule="auto"/>
+            </w:pPr>
+            <w:r>
+              <w:t>Xác thực thành công</w:t>
+            </w:r>
+          </w:p>
+        </w:tc>
+        <w:tc>
+          <w:tcPr>
+            <w:tcW w:w="0" w:type="auto"/>
+            <w:hideMark/>
+          </w:tcPr>
+          <w:p>
+            <w:pPr>
+              <w:spacing w:after="160" w:line="278" w:lineRule="auto"/>
+            </w:pPr>
+            <w:r>
+              <w:t>Đã khắc phục lỗi LDAP; cần xác nhận cả 2 tài khoản</w:t>
+            </w:r>
+          </w:p>
+        </w:tc>
+      </w:tr>
+      <w:tr>
+        <w:tc>
+          <w:tcPr>
+            <w:tcW w:w="0" w:type="auto"/>
+            <w:hideMark/>
+          </w:tcPr>
+          <w:p>
+            <w:pPr>
+              <w:spacing w:after="160" w:line="278" w:lineRule="auto"/>
+            </w:pPr>
+            <w:r>
+              <w:t>Captive Portal</w:t>
+            </w:r>
+          </w:p>
+        </w:tc>
+        <w:tc>
+          <w:tcPr>
+            <w:tcW w:w="0" w:type="auto"/>
+            <w:hideMark/>
+          </w:tcPr>
+          <w:p>
+            <w:pPr>
+              <w:spacing w:after="160" w:line="278" w:lineRule="auto"/>
+            </w:pPr>
+            <w:r>
+              <w:t>Đăng nhập bằng AD</w:t>
+            </w:r>
+          </w:p>
+        </w:tc>
+        <w:tc>
+          <w:tcPr>
+            <w:tcW w:w="0" w:type="auto"/>
+            <w:hideMark/>
+          </w:tcPr>
+          <w:p>
+            <w:pPr>
+              <w:spacing w:after="160" w:line="278" w:lineRule="auto"/>
+            </w:pPr>
+            <w:r>
+              <w:t>Chưa có minh chứng kết quả</w:t>
+            </w:r>
+          </w:p>
+        </w:tc>
+      </w:tr>
+      <w:tr>
+        <w:tc>
+          <w:tcPr>
+            <w:tcW w:w="0" w:type="auto"/>
+            <w:hideMark/>
+          </w:tcPr>
+          <w:p>
+            <w:pPr>
+              <w:spacing w:after="160" w:line="278" w:lineRule="auto"/>
+            </w:pPr>
+            <w:r>
+              <w:t>1. JOB_SITE</w:t>
+            </w:r>
+          </w:p>
+        </w:tc>
+        <w:tc>
+          <w:tcPr>
+            <w:tcW w:w="0" w:type="auto"/>
+            <w:hideMark/>
+          </w:tcPr>
+          <w:p>
+            <w:pPr>
+              <w:spacing w:after="160" w:line="278" w:lineRule="auto"/>
+            </w:pPr>
+            <w:r>
+              <w:t>A bị chặn JOB_SITE</w:t>
+            </w:r>
+          </w:p>
+        </w:tc>
+        <w:tc>
+          <w:tcPr>
+            <w:tcW w:w="0" w:type="auto"/>
+            <w:hideMark/>
+          </w:tcPr>
+          <w:p>
+            <w:pPr>
+              <w:spacing w:after="160" w:line="278" w:lineRule="auto"/>
+            </w:pPr>
+            <w:r>
+              <w:t>Chưa xác minh kết quả cuối</w:t>
+            </w:r>
+          </w:p>
+        </w:tc>
+      </w:tr>
+      <w:tr>
+        <w:tc>
+          <w:tcPr>
+            <w:tcW w:w="0" w:type="auto"/>
+            <w:hideMark/>
+          </w:tcPr>
+          <w:p>
+            <w:pPr>
+              <w:spacing w:after="160" w:line="278" w:lineRule="auto"/>
+            </w:pPr>
+            <w:r>
+              <w:t>2. Restricted</w:t>
+            </w:r>
+          </w:p>
+        </w:tc>
+        <w:tc>
+          <w:tcPr>
+            <w:tcW w:w="0" w:type="auto"/>
+            <w:hideMark/>
+          </w:tcPr>
+          <w:p>
+            <w:pPr>
+              <w:spacing w:after="160" w:line="278" w:lineRule="auto"/>
+            </w:pPr>
+            <w:r>
+              <w:t>A và B bị chặn</w:t>
+            </w:r>
+          </w:p>
+        </w:tc>
+        <w:tc>
+          <w:tcPr>
+            <w:tcW w:w="0" w:type="auto"/>
+            <w:hideMark/>
+          </w:tcPr>
+          <w:p>
+            <w:pPr>
+              <w:spacing w:after="160" w:line="278" w:lineRule="auto"/>
+            </w:pPr>
+            <w:r>
+              <w:t>Chưa xác minh</w:t>
+            </w:r>
+          </w:p>
+        </w:tc>
+      </w:tr>
+      <w:tr>
+        <w:tc>
+          <w:tcPr>
+            <w:tcW w:w="0" w:type="auto"/>
+            <w:hideMark/>
+          </w:tcPr>
+          <w:p>
+            <w:pPr>
+              <w:spacing w:after="160" w:line="278" w:lineRule="auto"/>
+            </w:pPr>
+            <w:r>
+              <w:t>3. Social Schedule</w:t>
+            </w:r>
+          </w:p>
+        </w:tc>
+        <w:tc>
+          <w:tcPr>
+            <w:tcW w:w="0" w:type="auto"/>
+            <w:hideMark/>
+          </w:tcPr>
+          <w:p>
+            <w:pPr>
+              <w:spacing w:after="160" w:line="278" w:lineRule="auto"/>
+            </w:pPr>
+            <w:r>
+              <w:t>B chỉ được truy cập trong giờ nghỉ</w:t>
+            </w:r>
+          </w:p>
+        </w:tc>
+        <w:tc>
+          <w:tcPr>
+            <w:tcW w:w="0" w:type="auto"/>
+            <w:hideMark/>
+          </w:tcPr>
+          <w:p>
+            <w:pPr>
+              <w:spacing w:after="160" w:line="278" w:lineRule="auto"/>
+            </w:pPr>
+            <w:r>
+              <w:t>Vẫn bị chặn khi thử TEST_NOW</w:t>
+            </w:r>
+          </w:p>
+        </w:tc>
+      </w:tr>
+      <w:tr>
+        <w:tc>
+          <w:tcPr>
+            <w:tcW w:w="0" w:type="auto"/>
+            <w:hideMark/>
+          </w:tcPr>
+          <w:p>
+            <w:pPr>
+              <w:spacing w:after="160" w:line="278" w:lineRule="auto"/>
+            </w:pPr>
+            <w:r>
+              <w:t>4. Work hours</w:t>
+            </w:r>
+          </w:p>
+        </w:tc>
+        <w:tc>
+          <w:tcPr>
+            <w:tcW w:w="0" w:type="auto"/>
+            <w:hideMark/>
+          </w:tcPr>
+          <w:p>
+            <w:pPr>
+              <w:spacing w:after="160" w:line="278" w:lineRule="auto"/>
+            </w:pPr>
+            <w:r>
+              <w:t>Chỉ cho HTTP/HTTPS trong giờ hành chính</w:t>
+            </w:r>
+          </w:p>
+        </w:tc>
+        <w:tc>
+          <w:tcPr>
+            <w:tcW w:w="0" w:type="auto"/>
+            <w:hideMark/>
+          </w:tcPr>
+          <w:p>
+            <w:pPr>
+              <w:spacing w:after="160" w:line="278" w:lineRule="auto"/>
+            </w:pPr>
+            <w:r>
+              <w:t>Chưa xác minh</w:t>
+            </w:r>
+          </w:p>
+        </w:tc>
+      </w:tr>
+    </w:tbl>
+    <w:p>
+      <w:pPr>
+        <w:rPr>
+          <w:b/>
+          <w:bCs/>
+        </w:rPr>
+      </w:pPr>
+    </w:p>
+    <w:p>
+      <w:r>
+        <w:rPr>
+          <w:b/>
+          <w:bCs/>
+        </w:rPr>
+        <w:t>Câu 1. Vì sao LAB 6 phải dùng topology riêng thay vì tiếp tục sử dụng trực tiếp topology LAB 5?</w:t>
+      </w:r>
+    </w:p>
+    <w:p>
+      <w:r>
+        <w:t>Trả lời: Để cô lập môi trường thực hành, tránh ảnh hưởng cấu hình LAB 5 và thuận tiện kiểm thử các chính sách mới.</w:t>
+      </w:r>
+    </w:p>
+    <w:p>
+      <w:r>
+        <w:rPr>
+          <w:b/>
+          <w:bCs/>
+        </w:rPr>
+        <w:t>Câu 2. LDAP được dùng cho chức năng nào trên pfSense? Firewall rule chuẩn có thể dùng username AD làm Source trực tiếp không?</w:t>
+      </w:r>
+    </w:p>
+    <w:p>
+      <w:r>
+        <w:t>Trả lời: LDAP dùng để xác thực người dùng Active Directory, đặc biệt trong Captive Portal. Firewall Rule chuẩn không sử dụng trực tiếp username AD làm Source mà áp dụng chính sách theo IP, port và Schedule.</w:t>
+      </w:r>
+    </w:p>
+    <w:p>
+      <w:r>
+        <w:rPr>
+          <w:b/>
+          <w:bCs/>
+        </w:rPr>
+        <w:t>Câu 3. Vì sao Captive Portal được đặt trên LAN nhưng WebGUI quản trị lại tách sang MGMT?</w:t>
+      </w:r>
+    </w:p>
+    <w:p>
+      <w:r>
+        <w:t>Trả lời: Để tách lưu lượng người dùng và quản trị, tránh Captive Portal ảnh hưởng đến truy cập WebGUI và tăng tính an toàn.</w:t>
+      </w:r>
+    </w:p>
+    <w:p>
+      <w:r>
+        <w:rPr>
+          <w:b/>
+          <w:bCs/>
+        </w:rPr>
+        <w:t>Câu 4. Search Scope Entire Subtree có ý nghĩa gì khi pfSense truy vấn Active Directory?</w:t>
+      </w:r>
+    </w:p>
+    <w:p>
+      <w:r>
+        <w:lastRenderedPageBreak/>
+        <w:t>Trả lời: Cho phép LDAP tìm kiếm người dùng trong Base DN và toàn bộ các OU con bên dưới.</w:t>
+      </w:r>
+    </w:p>
+    <w:p>
+      <w:r>
+        <w:rPr>
+          <w:b/>
+          <w:bCs/>
+        </w:rPr>
+        <w:t>Câu 5. Tại sao nên dùng service account thay vì Domain Administrator làm LDAP bind?</w:t>
+      </w:r>
+    </w:p>
+    <w:p>
+      <w:r>
+        <w:t>Trả lời: Vì tài khoản dịch vụ chỉ cần quyền đọc thư mục, giúp hạn chế đặc quyền và giảm rủi ro lộ thông tin quản trị.</w:t>
+      </w:r>
+    </w:p>
+    <w:p>
+      <w:r>
+        <w:rPr>
+          <w:b/>
+          <w:bCs/>
+        </w:rPr>
+        <w:t>Câu 6. Trong Kịch bản 3, vì sao cần một rule Block SOCIAL_SITE nằm dưới rule Pass có Schedule?</w:t>
+      </w:r>
+    </w:p>
+    <w:p>
+      <w:r>
+        <w:t>Trả lời: Vì khi Schedule hết hiệu lực, rule Pass không còn được áp dụng. Rule Block bên dưới sẽ chặn truy cập ngoài thời gian cho phép.</w:t>
+      </w:r>
+    </w:p>
+    <w:p>
+      <w:r>
+        <w:rPr>
+          <w:b/>
+          <w:bCs/>
+        </w:rPr>
+        <w:t>Câu 7. Vì sao Client-A/B dùng DNS 10.6.0.10 nhưng rule Internet của client không cần cho DNS tới 10.6.0.10?</w:t>
+      </w:r>
+    </w:p>
+    <w:p>
+      <w:r>
+        <w:t>Trả lời: Vì Client-A/B và DC01 nằm cùng mạng LAN 10.6.0.0/24 nên truy vấn DNS nội bộ không đi qua pfSense.</w:t>
+      </w:r>
+    </w:p>
+    <w:p>
+      <w:r>
+        <w:rPr>
+          <w:b/>
+          <w:bCs/>
+        </w:rPr>
+        <w:t>Câu 8. Giải thích first-match bằng một ví dụ cụ thể trong ruleset tổng hợp.</w:t>
+      </w:r>
+    </w:p>
+    <w:p>
+      <w:r>
+        <w:t>Trả lời: pfSense xử lý Firewall Rule từ trên xuống và áp dụng rule phù hợp đầu tiên. Ví dụ, Client-A truy cập JOB_SITE sẽ bị chặn bởi rule Block ở vị trí đầu, dù phía dưới có rule cho phép HTTP.</w:t>
+      </w:r>
+    </w:p>
+    <w:p>
+      <w:r>
+        <w:rPr>
+          <w:b/>
+          <w:bCs/>
+        </w:rPr>
+        <w:t>Câu 9. Vì sao sau khi đổi rule cần tạo kết nối mới hoặc Reset States?</w:t>
+      </w:r>
+    </w:p>
+    <w:p>
+      <w:r>
+        <w:t>Trả lời: Vì pfSense lưu trạng thái các kết nối đã được thiết lập. Reset States giúp loại bỏ kết nối cũ để kiểm thử chính sách mới chính xác hơn.</w:t>
+      </w:r>
+    </w:p>
+    <w:p>
+      <w:r>
+        <w:rPr>
+          <w:b/>
+          <w:bCs/>
+        </w:rPr>
+        <w:t>Câu 10. Mô hình JOB_SITE/SOCIAL_SITE/RESTRICTED_SITE trong DMZ khác Web Category Filtering thật như thế nào?</w:t>
+      </w:r>
+    </w:p>
+    <w:p>
+      <w:r>
+        <w:t>Trả lời: Mô hình DMZ sử dụng IP tĩnh để mô phỏng nhóm website. Web Category Filtering thật phân loại website theo nội dung hoặc danh mục, không chỉ dựa trên các địa chỉ IP cố định.</w:t>
+      </w:r>
+    </w:p>
+    <w:p>
+      <w:r>
+        <w:rPr>
+          <w:b/>
+          <w:bCs/>
+        </w:rPr>
+        <w:t>Câu 11. Block và Reject khác nhau ra sao về hành vi phía client?</w:t>
+      </w:r>
+    </w:p>
+    <w:p>
+      <w:r>
+        <w:t>Trả lời: Block âm thầm bỏ gói tin, thường khiến client chờ timeout. Reject chủ động từ chối kết nối, thường giúp client nhận lỗi nhanh hơn.</w:t>
+      </w:r>
+    </w:p>
+    <w:p>
+      <w:r>
+        <w:rPr>
+          <w:b/>
+          <w:bCs/>
+        </w:rPr>
+        <w:lastRenderedPageBreak/>
+        <w:t>Câu 12. Nếu một rule Block có log nhưng Firewall Log không xuất hiện bản ghi, cần kiểm tra theo thứ tự nào?</w:t>
+      </w:r>
+    </w:p>
+    <w:p>
+      <w:r>
+        <w:t>Trả lời: Kiểm tra logging của rule → tạo kết nối mới → kiểm tra thứ tự rule và interface → lọc Firewall Log theo đúng IP nguồn của client.</w:t>
+      </w:r>
+    </w:p>
     <w:p/>
     <w:sectPr>
       <w:pgSz w:w="12240" w:h="15840"/>
@@ -1025,6 +4650,304 @@
 <file path=word/numbering.xml><?xml version="1.0" encoding="utf-8"?>
 <w:numbering xmlns:wpc="http://schemas.microsoft.com/office/word/2010/wordprocessingCanvas" xmlns:cx="http://schemas.microsoft.com/office/drawing/2014/chartex" xmlns:cx1="http://schemas.microsoft.com/office/drawing/2015/9/8/chartex" xmlns:cx2="http://schemas.microsoft.com/office/drawing/2015/10/21/chartex" xmlns:cx3="http://schemas.microsoft.com/office/drawing/2016/5/9/chartex" xmlns:cx4="http://schemas.microsoft.com/office/drawing/2016/5/10/chartex" xmlns:cx5="http://schemas.microsoft.com/office/drawing/2016/5/11/chartex" xmlns:cx6="http://schemas.microsoft.com/office/drawing/2016/5/12/chartex" xmlns:cx7="http://schemas.microsoft.com/office/drawing/2016/5/13/chartex" xmlns:cx8="http://schemas.microsoft.com/office/drawing/2016/5/14/chartex" xmlns:mc="http://schemas.openxmlformats.org/markup-compatibility/2006" xmlns:aink="http://schemas.microsoft.com/office/drawing/2016/ink" xmlns:am3d="http://schemas.microsoft.com/office/drawing/2017/model3d" xmlns:o="urn:schemas-microsoft-com:office:office" xmlns:oel="http://schemas.microsoft.com/office/2019/extlst" xmlns:r="http://schemas.openxmlformats.org/officeDocument/2006/relationships" xmlns:m="http://schemas.openxmlformats.org/officeDocument/2006/math" xmlns:v="urn:schemas-microsoft-com:vml" xmlns:wp14="http://schemas.microsoft.com/office/word/2010/wordprocessingDrawing" xmlns:wp="http://schemas.openxmlformats.org/drawingml/2006/wordprocessingDrawing" xmlns:w10="urn:schemas-microsoft-com:office:word" xmlns:w="http://schemas.openxmlformats.org/wordprocessingml/2006/main" xmlns:w14="http://schemas.microsoft.com/office/word/2010/wordml" xmlns:w15="http://schemas.microsoft.com/office/word/2012/wordml" xmlns:w16cex="http://schemas.microsoft.com/office/word/2018/wordml/cex" xmlns:w16cid="http://schemas.microsoft.com/office/word/2016/wordml/cid" xmlns:w16="http://schemas.microsoft.com/office/word/2018/wordml" xmlns:w16du="http://schemas.microsoft.com/office/word/2023/wordml/word16du" xmlns:w16sdtdh="http://schemas.microsoft.com/office/word/2020/wordml/sdtdatahash" xmlns:w16sdtfl="http://schemas.microsoft.com/office/word/2024/wordml/sdtformatlock" xmlns:w16se="http://schemas.microsoft.com/office/word/2015/wordml/symex" xmlns:wpg="http://schemas.microsoft.com/office/word/2010/wordprocessingGroup" xmlns:wpi="http://schemas.microsoft.com/office/word/2010/wordprocessingInk" xmlns:wne="http://schemas.microsoft.com/office/word/2006/wordml" xmlns:wps="http://schemas.microsoft.com/office/word/2010/wordprocessingShape" mc:Ignorable="w14 w15 w16se w16cid w16 w16cex w16sdtdh w16sdtfl w16du wp14">
   <w:abstractNum w:abstractNumId="0" w15:restartNumberingAfterBreak="0">
+    <w:nsid w:val="01D45558"/>
+    <w:multiLevelType w:val="multilevel"/>
+    <w:tmpl w:val="A9EC65BE"/>
+    <w:lvl w:ilvl="0">
+      <w:start w:val="1"/>
+      <w:numFmt w:val="bullet"/>
+      <w:lvlText w:val=""/>
+      <w:lvlJc w:val="left"/>
+      <w:pPr>
+        <w:tabs>
+          <w:tab w:val="num" w:pos="720"/>
+        </w:tabs>
+        <w:ind w:left="720" w:hanging="360"/>
+      </w:pPr>
+      <w:rPr>
+        <w:rFonts w:ascii="Symbol" w:hAnsi="Symbol" w:hint="default"/>
+        <w:sz w:val="20"/>
+      </w:rPr>
+    </w:lvl>
+    <w:lvl w:ilvl="1" w:tentative="1">
+      <w:start w:val="1"/>
+      <w:numFmt w:val="bullet"/>
+      <w:lvlText w:val="o"/>
+      <w:lvlJc w:val="left"/>
+      <w:pPr>
+        <w:tabs>
+          <w:tab w:val="num" w:pos="1440"/>
+        </w:tabs>
+        <w:ind w:left="1440" w:hanging="360"/>
+      </w:pPr>
+      <w:rPr>
+        <w:rFonts w:ascii="Courier New" w:hAnsi="Courier New" w:hint="default"/>
+        <w:sz w:val="20"/>
+      </w:rPr>
+    </w:lvl>
+    <w:lvl w:ilvl="2" w:tentative="1">
+      <w:start w:val="1"/>
+      <w:numFmt w:val="bullet"/>
+      <w:lvlText w:val=""/>
+      <w:lvlJc w:val="left"/>
+      <w:pPr>
+        <w:tabs>
+          <w:tab w:val="num" w:pos="2160"/>
+        </w:tabs>
+        <w:ind w:left="2160" w:hanging="360"/>
+      </w:pPr>
+      <w:rPr>
+        <w:rFonts w:ascii="Wingdings" w:hAnsi="Wingdings" w:hint="default"/>
+        <w:sz w:val="20"/>
+      </w:rPr>
+    </w:lvl>
+    <w:lvl w:ilvl="3" w:tentative="1">
+      <w:start w:val="1"/>
+      <w:numFmt w:val="bullet"/>
+      <w:lvlText w:val=""/>
+      <w:lvlJc w:val="left"/>
+      <w:pPr>
+        <w:tabs>
+          <w:tab w:val="num" w:pos="2880"/>
+        </w:tabs>
+        <w:ind w:left="2880" w:hanging="360"/>
+      </w:pPr>
+      <w:rPr>
+        <w:rFonts w:ascii="Wingdings" w:hAnsi="Wingdings" w:hint="default"/>
+        <w:sz w:val="20"/>
+      </w:rPr>
+    </w:lvl>
+    <w:lvl w:ilvl="4" w:tentative="1">
+      <w:start w:val="1"/>
+      <w:numFmt w:val="bullet"/>
+      <w:lvlText w:val=""/>
+      <w:lvlJc w:val="left"/>
+      <w:pPr>
+        <w:tabs>
+          <w:tab w:val="num" w:pos="3600"/>
+        </w:tabs>
+        <w:ind w:left="3600" w:hanging="360"/>
+      </w:pPr>
+      <w:rPr>
+        <w:rFonts w:ascii="Wingdings" w:hAnsi="Wingdings" w:hint="default"/>
+        <w:sz w:val="20"/>
+      </w:rPr>
+    </w:lvl>
+    <w:lvl w:ilvl="5" w:tentative="1">
+      <w:start w:val="1"/>
+      <w:numFmt w:val="bullet"/>
+      <w:lvlText w:val=""/>
+      <w:lvlJc w:val="left"/>
+      <w:pPr>
+        <w:tabs>
+          <w:tab w:val="num" w:pos="4320"/>
+        </w:tabs>
+        <w:ind w:left="4320" w:hanging="360"/>
+      </w:pPr>
+      <w:rPr>
+        <w:rFonts w:ascii="Wingdings" w:hAnsi="Wingdings" w:hint="default"/>
+        <w:sz w:val="20"/>
+      </w:rPr>
+    </w:lvl>
+    <w:lvl w:ilvl="6" w:tentative="1">
+      <w:start w:val="1"/>
+      <w:numFmt w:val="bullet"/>
+      <w:lvlText w:val=""/>
+      <w:lvlJc w:val="left"/>
+      <w:pPr>
+        <w:tabs>
+          <w:tab w:val="num" w:pos="5040"/>
+        </w:tabs>
+        <w:ind w:left="5040" w:hanging="360"/>
+      </w:pPr>
+      <w:rPr>
+        <w:rFonts w:ascii="Wingdings" w:hAnsi="Wingdings" w:hint="default"/>
+        <w:sz w:val="20"/>
+      </w:rPr>
+    </w:lvl>
+    <w:lvl w:ilvl="7" w:tentative="1">
+      <w:start w:val="1"/>
+      <w:numFmt w:val="bullet"/>
+      <w:lvlText w:val=""/>
+      <w:lvlJc w:val="left"/>
+      <w:pPr>
+        <w:tabs>
+          <w:tab w:val="num" w:pos="5760"/>
+        </w:tabs>
+        <w:ind w:left="5760" w:hanging="360"/>
+      </w:pPr>
+      <w:rPr>
+        <w:rFonts w:ascii="Wingdings" w:hAnsi="Wingdings" w:hint="default"/>
+        <w:sz w:val="20"/>
+      </w:rPr>
+    </w:lvl>
+    <w:lvl w:ilvl="8" w:tentative="1">
+      <w:start w:val="1"/>
+      <w:numFmt w:val="bullet"/>
+      <w:lvlText w:val=""/>
+      <w:lvlJc w:val="left"/>
+      <w:pPr>
+        <w:tabs>
+          <w:tab w:val="num" w:pos="6480"/>
+        </w:tabs>
+        <w:ind w:left="6480" w:hanging="360"/>
+      </w:pPr>
+      <w:rPr>
+        <w:rFonts w:ascii="Wingdings" w:hAnsi="Wingdings" w:hint="default"/>
+        <w:sz w:val="20"/>
+      </w:rPr>
+    </w:lvl>
+  </w:abstractNum>
+  <w:abstractNum w:abstractNumId="1" w15:restartNumberingAfterBreak="0">
+    <w:nsid w:val="2DA71DBE"/>
+    <w:multiLevelType w:val="multilevel"/>
+    <w:tmpl w:val="73285642"/>
+    <w:lvl w:ilvl="0">
+      <w:start w:val="1"/>
+      <w:numFmt w:val="bullet"/>
+      <w:lvlText w:val=""/>
+      <w:lvlJc w:val="left"/>
+      <w:pPr>
+        <w:tabs>
+          <w:tab w:val="num" w:pos="720"/>
+        </w:tabs>
+        <w:ind w:left="720" w:hanging="360"/>
+      </w:pPr>
+      <w:rPr>
+        <w:rFonts w:ascii="Symbol" w:hAnsi="Symbol" w:hint="default"/>
+        <w:sz w:val="20"/>
+      </w:rPr>
+    </w:lvl>
+    <w:lvl w:ilvl="1" w:tentative="1">
+      <w:start w:val="1"/>
+      <w:numFmt w:val="bullet"/>
+      <w:lvlText w:val="o"/>
+      <w:lvlJc w:val="left"/>
+      <w:pPr>
+        <w:tabs>
+          <w:tab w:val="num" w:pos="1440"/>
+        </w:tabs>
+        <w:ind w:left="1440" w:hanging="360"/>
+      </w:pPr>
+      <w:rPr>
+        <w:rFonts w:ascii="Courier New" w:hAnsi="Courier New" w:hint="default"/>
+        <w:sz w:val="20"/>
+      </w:rPr>
+    </w:lvl>
+    <w:lvl w:ilvl="2" w:tentative="1">
+      <w:start w:val="1"/>
+      <w:numFmt w:val="bullet"/>
+      <w:lvlText w:val=""/>
+      <w:lvlJc w:val="left"/>
+      <w:pPr>
+        <w:tabs>
+          <w:tab w:val="num" w:pos="2160"/>
+        </w:tabs>
+        <w:ind w:left="2160" w:hanging="360"/>
+      </w:pPr>
+      <w:rPr>
+        <w:rFonts w:ascii="Wingdings" w:hAnsi="Wingdings" w:hint="default"/>
+        <w:sz w:val="20"/>
+      </w:rPr>
+    </w:lvl>
+    <w:lvl w:ilvl="3" w:tentative="1">
+      <w:start w:val="1"/>
+      <w:numFmt w:val="bullet"/>
+      <w:lvlText w:val=""/>
+      <w:lvlJc w:val="left"/>
+      <w:pPr>
+        <w:tabs>
+          <w:tab w:val="num" w:pos="2880"/>
+        </w:tabs>
+        <w:ind w:left="2880" w:hanging="360"/>
+      </w:pPr>
+      <w:rPr>
+        <w:rFonts w:ascii="Wingdings" w:hAnsi="Wingdings" w:hint="default"/>
+        <w:sz w:val="20"/>
+      </w:rPr>
+    </w:lvl>
+    <w:lvl w:ilvl="4" w:tentative="1">
+      <w:start w:val="1"/>
+      <w:numFmt w:val="bullet"/>
+      <w:lvlText w:val=""/>
+      <w:lvlJc w:val="left"/>
+      <w:pPr>
+        <w:tabs>
+          <w:tab w:val="num" w:pos="3600"/>
+        </w:tabs>
+        <w:ind w:left="3600" w:hanging="360"/>
+      </w:pPr>
+      <w:rPr>
+        <w:rFonts w:ascii="Wingdings" w:hAnsi="Wingdings" w:hint="default"/>
+        <w:sz w:val="20"/>
+      </w:rPr>
+    </w:lvl>
+    <w:lvl w:ilvl="5" w:tentative="1">
+      <w:start w:val="1"/>
+      <w:numFmt w:val="bullet"/>
+      <w:lvlText w:val=""/>
+      <w:lvlJc w:val="left"/>
+      <w:pPr>
+        <w:tabs>
+          <w:tab w:val="num" w:pos="4320"/>
+        </w:tabs>
+        <w:ind w:left="4320" w:hanging="360"/>
+      </w:pPr>
+      <w:rPr>
+        <w:rFonts w:ascii="Wingdings" w:hAnsi="Wingdings" w:hint="default"/>
+        <w:sz w:val="20"/>
+      </w:rPr>
+    </w:lvl>
+    <w:lvl w:ilvl="6" w:tentative="1">
+      <w:start w:val="1"/>
+      <w:numFmt w:val="bullet"/>
+      <w:lvlText w:val=""/>
+      <w:lvlJc w:val="left"/>
+      <w:pPr>
+        <w:tabs>
+          <w:tab w:val="num" w:pos="5040"/>
+        </w:tabs>
+        <w:ind w:left="5040" w:hanging="360"/>
+      </w:pPr>
+      <w:rPr>
+        <w:rFonts w:ascii="Wingdings" w:hAnsi="Wingdings" w:hint="default"/>
+        <w:sz w:val="20"/>
+      </w:rPr>
+    </w:lvl>
+    <w:lvl w:ilvl="7" w:tentative="1">
+      <w:start w:val="1"/>
+      <w:numFmt w:val="bullet"/>
+      <w:lvlText w:val=""/>
+      <w:lvlJc w:val="left"/>
+      <w:pPr>
+        <w:tabs>
+          <w:tab w:val="num" w:pos="5760"/>
+        </w:tabs>
+        <w:ind w:left="5760" w:hanging="360"/>
+      </w:pPr>
+      <w:rPr>
+        <w:rFonts w:ascii="Wingdings" w:hAnsi="Wingdings" w:hint="default"/>
+        <w:sz w:val="20"/>
+      </w:rPr>
+    </w:lvl>
+    <w:lvl w:ilvl="8" w:tentative="1">
+      <w:start w:val="1"/>
+      <w:numFmt w:val="bullet"/>
+      <w:lvlText w:val=""/>
+      <w:lvlJc w:val="left"/>
+      <w:pPr>
+        <w:tabs>
+          <w:tab w:val="num" w:pos="6480"/>
+        </w:tabs>
+        <w:ind w:left="6480" w:hanging="360"/>
+      </w:pPr>
+      <w:rPr>
+        <w:rFonts w:ascii="Wingdings" w:hAnsi="Wingdings" w:hint="default"/>
+        <w:sz w:val="20"/>
+      </w:rPr>
+    </w:lvl>
+  </w:abstractNum>
+  <w:abstractNum w:abstractNumId="2" w15:restartNumberingAfterBreak="0">
     <w:nsid w:val="2F4517CD"/>
     <w:multiLevelType w:val="multilevel"/>
     <w:tmpl w:val="525025E0"/>
@@ -1173,7 +5096,156 @@
       </w:rPr>
     </w:lvl>
   </w:abstractNum>
-  <w:abstractNum w:abstractNumId="1" w15:restartNumberingAfterBreak="0">
+  <w:abstractNum w:abstractNumId="3" w15:restartNumberingAfterBreak="0">
+    <w:nsid w:val="3193076F"/>
+    <w:multiLevelType w:val="multilevel"/>
+    <w:tmpl w:val="857A11FC"/>
+    <w:lvl w:ilvl="0">
+      <w:start w:val="1"/>
+      <w:numFmt w:val="bullet"/>
+      <w:lvlText w:val=""/>
+      <w:lvlJc w:val="left"/>
+      <w:pPr>
+        <w:tabs>
+          <w:tab w:val="num" w:pos="720"/>
+        </w:tabs>
+        <w:ind w:left="720" w:hanging="360"/>
+      </w:pPr>
+      <w:rPr>
+        <w:rFonts w:ascii="Symbol" w:hAnsi="Symbol" w:hint="default"/>
+        <w:sz w:val="20"/>
+      </w:rPr>
+    </w:lvl>
+    <w:lvl w:ilvl="1" w:tentative="1">
+      <w:start w:val="1"/>
+      <w:numFmt w:val="bullet"/>
+      <w:lvlText w:val="o"/>
+      <w:lvlJc w:val="left"/>
+      <w:pPr>
+        <w:tabs>
+          <w:tab w:val="num" w:pos="1440"/>
+        </w:tabs>
+        <w:ind w:left="1440" w:hanging="360"/>
+      </w:pPr>
+      <w:rPr>
+        <w:rFonts w:ascii="Courier New" w:hAnsi="Courier New" w:hint="default"/>
+        <w:sz w:val="20"/>
+      </w:rPr>
+    </w:lvl>
+    <w:lvl w:ilvl="2" w:tentative="1">
+      <w:start w:val="1"/>
+      <w:numFmt w:val="bullet"/>
+      <w:lvlText w:val=""/>
+      <w:lvlJc w:val="left"/>
+      <w:pPr>
+        <w:tabs>
+          <w:tab w:val="num" w:pos="2160"/>
+        </w:tabs>
+        <w:ind w:left="2160" w:hanging="360"/>
+      </w:pPr>
+      <w:rPr>
+        <w:rFonts w:ascii="Wingdings" w:hAnsi="Wingdings" w:hint="default"/>
+        <w:sz w:val="20"/>
+      </w:rPr>
+    </w:lvl>
+    <w:lvl w:ilvl="3" w:tentative="1">
+      <w:start w:val="1"/>
+      <w:numFmt w:val="bullet"/>
+      <w:lvlText w:val=""/>
+      <w:lvlJc w:val="left"/>
+      <w:pPr>
+        <w:tabs>
+          <w:tab w:val="num" w:pos="2880"/>
+        </w:tabs>
+        <w:ind w:left="2880" w:hanging="360"/>
+      </w:pPr>
+      <w:rPr>
+        <w:rFonts w:ascii="Wingdings" w:hAnsi="Wingdings" w:hint="default"/>
+        <w:sz w:val="20"/>
+      </w:rPr>
+    </w:lvl>
+    <w:lvl w:ilvl="4" w:tentative="1">
+      <w:start w:val="1"/>
+      <w:numFmt w:val="bullet"/>
+      <w:lvlText w:val=""/>
+      <w:lvlJc w:val="left"/>
+      <w:pPr>
+        <w:tabs>
+          <w:tab w:val="num" w:pos="3600"/>
+        </w:tabs>
+        <w:ind w:left="3600" w:hanging="360"/>
+      </w:pPr>
+      <w:rPr>
+        <w:rFonts w:ascii="Wingdings" w:hAnsi="Wingdings" w:hint="default"/>
+        <w:sz w:val="20"/>
+      </w:rPr>
+    </w:lvl>
+    <w:lvl w:ilvl="5" w:tentative="1">
+      <w:start w:val="1"/>
+      <w:numFmt w:val="bullet"/>
+      <w:lvlText w:val=""/>
+      <w:lvlJc w:val="left"/>
+      <w:pPr>
+        <w:tabs>
+          <w:tab w:val="num" w:pos="4320"/>
+        </w:tabs>
+        <w:ind w:left="4320" w:hanging="360"/>
+      </w:pPr>
+      <w:rPr>
+        <w:rFonts w:ascii="Wingdings" w:hAnsi="Wingdings" w:hint="default"/>
+        <w:sz w:val="20"/>
+      </w:rPr>
+    </w:lvl>
+    <w:lvl w:ilvl="6" w:tentative="1">
+      <w:start w:val="1"/>
+      <w:numFmt w:val="bullet"/>
+      <w:lvlText w:val=""/>
+      <w:lvlJc w:val="left"/>
+      <w:pPr>
+        <w:tabs>
+          <w:tab w:val="num" w:pos="5040"/>
+        </w:tabs>
+        <w:ind w:left="5040" w:hanging="360"/>
+      </w:pPr>
+      <w:rPr>
+        <w:rFonts w:ascii="Wingdings" w:hAnsi="Wingdings" w:hint="default"/>
+        <w:sz w:val="20"/>
+      </w:rPr>
+    </w:lvl>
+    <w:lvl w:ilvl="7" w:tentative="1">
+      <w:start w:val="1"/>
+      <w:numFmt w:val="bullet"/>
+      <w:lvlText w:val=""/>
+      <w:lvlJc w:val="left"/>
+      <w:pPr>
+        <w:tabs>
+          <w:tab w:val="num" w:pos="5760"/>
+        </w:tabs>
+        <w:ind w:left="5760" w:hanging="360"/>
+      </w:pPr>
+      <w:rPr>
+        <w:rFonts w:ascii="Wingdings" w:hAnsi="Wingdings" w:hint="default"/>
+        <w:sz w:val="20"/>
+      </w:rPr>
+    </w:lvl>
+    <w:lvl w:ilvl="8" w:tentative="1">
+      <w:start w:val="1"/>
+      <w:numFmt w:val="bullet"/>
+      <w:lvlText w:val=""/>
+      <w:lvlJc w:val="left"/>
+      <w:pPr>
+        <w:tabs>
+          <w:tab w:val="num" w:pos="6480"/>
+        </w:tabs>
+        <w:ind w:left="6480" w:hanging="360"/>
+      </w:pPr>
+      <w:rPr>
+        <w:rFonts w:ascii="Wingdings" w:hAnsi="Wingdings" w:hint="default"/>
+        <w:sz w:val="20"/>
+      </w:rPr>
+    </w:lvl>
+  </w:abstractNum>
+  <w:abstractNum w:abstractNumId="4" w15:restartNumberingAfterBreak="0">
     <w:nsid w:val="33602EF5"/>
     <w:multiLevelType w:val="multilevel"/>
     <w:tmpl w:val="47087F44"/>
@@ -1322,11 +5394,628 @@
       </w:rPr>
     </w:lvl>
   </w:abstractNum>
+  <w:abstractNum w:abstractNumId="5" w15:restartNumberingAfterBreak="0">
+    <w:nsid w:val="4B622659"/>
+    <w:multiLevelType w:val="multilevel"/>
+    <w:tmpl w:val="BA586A10"/>
+    <w:lvl w:ilvl="0">
+      <w:start w:val="1"/>
+      <w:numFmt w:val="bullet"/>
+      <w:lvlText w:val=""/>
+      <w:lvlJc w:val="left"/>
+      <w:pPr>
+        <w:tabs>
+          <w:tab w:val="num" w:pos="720"/>
+        </w:tabs>
+        <w:ind w:left="720" w:hanging="360"/>
+      </w:pPr>
+      <w:rPr>
+        <w:rFonts w:ascii="Symbol" w:hAnsi="Symbol" w:hint="default"/>
+        <w:sz w:val="20"/>
+      </w:rPr>
+    </w:lvl>
+    <w:lvl w:ilvl="1" w:tentative="1">
+      <w:start w:val="1"/>
+      <w:numFmt w:val="bullet"/>
+      <w:lvlText w:val="o"/>
+      <w:lvlJc w:val="left"/>
+      <w:pPr>
+        <w:tabs>
+          <w:tab w:val="num" w:pos="1440"/>
+        </w:tabs>
+        <w:ind w:left="1440" w:hanging="360"/>
+      </w:pPr>
+      <w:rPr>
+        <w:rFonts w:ascii="Courier New" w:hAnsi="Courier New" w:hint="default"/>
+        <w:sz w:val="20"/>
+      </w:rPr>
+    </w:lvl>
+    <w:lvl w:ilvl="2" w:tentative="1">
+      <w:start w:val="1"/>
+      <w:numFmt w:val="bullet"/>
+      <w:lvlText w:val=""/>
+      <w:lvlJc w:val="left"/>
+      <w:pPr>
+        <w:tabs>
+          <w:tab w:val="num" w:pos="2160"/>
+        </w:tabs>
+        <w:ind w:left="2160" w:hanging="360"/>
+      </w:pPr>
+      <w:rPr>
+        <w:rFonts w:ascii="Wingdings" w:hAnsi="Wingdings" w:hint="default"/>
+        <w:sz w:val="20"/>
+      </w:rPr>
+    </w:lvl>
+    <w:lvl w:ilvl="3" w:tentative="1">
+      <w:start w:val="1"/>
+      <w:numFmt w:val="bullet"/>
+      <w:lvlText w:val=""/>
+      <w:lvlJc w:val="left"/>
+      <w:pPr>
+        <w:tabs>
+          <w:tab w:val="num" w:pos="2880"/>
+        </w:tabs>
+        <w:ind w:left="2880" w:hanging="360"/>
+      </w:pPr>
+      <w:rPr>
+        <w:rFonts w:ascii="Wingdings" w:hAnsi="Wingdings" w:hint="default"/>
+        <w:sz w:val="20"/>
+      </w:rPr>
+    </w:lvl>
+    <w:lvl w:ilvl="4" w:tentative="1">
+      <w:start w:val="1"/>
+      <w:numFmt w:val="bullet"/>
+      <w:lvlText w:val=""/>
+      <w:lvlJc w:val="left"/>
+      <w:pPr>
+        <w:tabs>
+          <w:tab w:val="num" w:pos="3600"/>
+        </w:tabs>
+        <w:ind w:left="3600" w:hanging="360"/>
+      </w:pPr>
+      <w:rPr>
+        <w:rFonts w:ascii="Wingdings" w:hAnsi="Wingdings" w:hint="default"/>
+        <w:sz w:val="20"/>
+      </w:rPr>
+    </w:lvl>
+    <w:lvl w:ilvl="5" w:tentative="1">
+      <w:start w:val="1"/>
+      <w:numFmt w:val="bullet"/>
+      <w:lvlText w:val=""/>
+      <w:lvlJc w:val="left"/>
+      <w:pPr>
+        <w:tabs>
+          <w:tab w:val="num" w:pos="4320"/>
+        </w:tabs>
+        <w:ind w:left="4320" w:hanging="360"/>
+      </w:pPr>
+      <w:rPr>
+        <w:rFonts w:ascii="Wingdings" w:hAnsi="Wingdings" w:hint="default"/>
+        <w:sz w:val="20"/>
+      </w:rPr>
+    </w:lvl>
+    <w:lvl w:ilvl="6" w:tentative="1">
+      <w:start w:val="1"/>
+      <w:numFmt w:val="bullet"/>
+      <w:lvlText w:val=""/>
+      <w:lvlJc w:val="left"/>
+      <w:pPr>
+        <w:tabs>
+          <w:tab w:val="num" w:pos="5040"/>
+        </w:tabs>
+        <w:ind w:left="5040" w:hanging="360"/>
+      </w:pPr>
+      <w:rPr>
+        <w:rFonts w:ascii="Wingdings" w:hAnsi="Wingdings" w:hint="default"/>
+        <w:sz w:val="20"/>
+      </w:rPr>
+    </w:lvl>
+    <w:lvl w:ilvl="7" w:tentative="1">
+      <w:start w:val="1"/>
+      <w:numFmt w:val="bullet"/>
+      <w:lvlText w:val=""/>
+      <w:lvlJc w:val="left"/>
+      <w:pPr>
+        <w:tabs>
+          <w:tab w:val="num" w:pos="5760"/>
+        </w:tabs>
+        <w:ind w:left="5760" w:hanging="360"/>
+      </w:pPr>
+      <w:rPr>
+        <w:rFonts w:ascii="Wingdings" w:hAnsi="Wingdings" w:hint="default"/>
+        <w:sz w:val="20"/>
+      </w:rPr>
+    </w:lvl>
+    <w:lvl w:ilvl="8" w:tentative="1">
+      <w:start w:val="1"/>
+      <w:numFmt w:val="bullet"/>
+      <w:lvlText w:val=""/>
+      <w:lvlJc w:val="left"/>
+      <w:pPr>
+        <w:tabs>
+          <w:tab w:val="num" w:pos="6480"/>
+        </w:tabs>
+        <w:ind w:left="6480" w:hanging="360"/>
+      </w:pPr>
+      <w:rPr>
+        <w:rFonts w:ascii="Wingdings" w:hAnsi="Wingdings" w:hint="default"/>
+        <w:sz w:val="20"/>
+      </w:rPr>
+    </w:lvl>
+  </w:abstractNum>
+  <w:abstractNum w:abstractNumId="6" w15:restartNumberingAfterBreak="0">
+    <w:nsid w:val="69D72FC0"/>
+    <w:multiLevelType w:val="multilevel"/>
+    <w:tmpl w:val="04D008B4"/>
+    <w:lvl w:ilvl="0">
+      <w:start w:val="1"/>
+      <w:numFmt w:val="bullet"/>
+      <w:lvlText w:val=""/>
+      <w:lvlJc w:val="left"/>
+      <w:pPr>
+        <w:tabs>
+          <w:tab w:val="num" w:pos="720"/>
+        </w:tabs>
+        <w:ind w:left="720" w:hanging="360"/>
+      </w:pPr>
+      <w:rPr>
+        <w:rFonts w:ascii="Symbol" w:hAnsi="Symbol" w:hint="default"/>
+        <w:sz w:val="20"/>
+      </w:rPr>
+    </w:lvl>
+    <w:lvl w:ilvl="1" w:tentative="1">
+      <w:start w:val="1"/>
+      <w:numFmt w:val="bullet"/>
+      <w:lvlText w:val="o"/>
+      <w:lvlJc w:val="left"/>
+      <w:pPr>
+        <w:tabs>
+          <w:tab w:val="num" w:pos="1440"/>
+        </w:tabs>
+        <w:ind w:left="1440" w:hanging="360"/>
+      </w:pPr>
+      <w:rPr>
+        <w:rFonts w:ascii="Courier New" w:hAnsi="Courier New" w:hint="default"/>
+        <w:sz w:val="20"/>
+      </w:rPr>
+    </w:lvl>
+    <w:lvl w:ilvl="2" w:tentative="1">
+      <w:start w:val="1"/>
+      <w:numFmt w:val="bullet"/>
+      <w:lvlText w:val=""/>
+      <w:lvlJc w:val="left"/>
+      <w:pPr>
+        <w:tabs>
+          <w:tab w:val="num" w:pos="2160"/>
+        </w:tabs>
+        <w:ind w:left="2160" w:hanging="360"/>
+      </w:pPr>
+      <w:rPr>
+        <w:rFonts w:ascii="Wingdings" w:hAnsi="Wingdings" w:hint="default"/>
+        <w:sz w:val="20"/>
+      </w:rPr>
+    </w:lvl>
+    <w:lvl w:ilvl="3" w:tentative="1">
+      <w:start w:val="1"/>
+      <w:numFmt w:val="bullet"/>
+      <w:lvlText w:val=""/>
+      <w:lvlJc w:val="left"/>
+      <w:pPr>
+        <w:tabs>
+          <w:tab w:val="num" w:pos="2880"/>
+        </w:tabs>
+        <w:ind w:left="2880" w:hanging="360"/>
+      </w:pPr>
+      <w:rPr>
+        <w:rFonts w:ascii="Wingdings" w:hAnsi="Wingdings" w:hint="default"/>
+        <w:sz w:val="20"/>
+      </w:rPr>
+    </w:lvl>
+    <w:lvl w:ilvl="4" w:tentative="1">
+      <w:start w:val="1"/>
+      <w:numFmt w:val="bullet"/>
+      <w:lvlText w:val=""/>
+      <w:lvlJc w:val="left"/>
+      <w:pPr>
+        <w:tabs>
+          <w:tab w:val="num" w:pos="3600"/>
+        </w:tabs>
+        <w:ind w:left="3600" w:hanging="360"/>
+      </w:pPr>
+      <w:rPr>
+        <w:rFonts w:ascii="Wingdings" w:hAnsi="Wingdings" w:hint="default"/>
+        <w:sz w:val="20"/>
+      </w:rPr>
+    </w:lvl>
+    <w:lvl w:ilvl="5" w:tentative="1">
+      <w:start w:val="1"/>
+      <w:numFmt w:val="bullet"/>
+      <w:lvlText w:val=""/>
+      <w:lvlJc w:val="left"/>
+      <w:pPr>
+        <w:tabs>
+          <w:tab w:val="num" w:pos="4320"/>
+        </w:tabs>
+        <w:ind w:left="4320" w:hanging="360"/>
+      </w:pPr>
+      <w:rPr>
+        <w:rFonts w:ascii="Wingdings" w:hAnsi="Wingdings" w:hint="default"/>
+        <w:sz w:val="20"/>
+      </w:rPr>
+    </w:lvl>
+    <w:lvl w:ilvl="6" w:tentative="1">
+      <w:start w:val="1"/>
+      <w:numFmt w:val="bullet"/>
+      <w:lvlText w:val=""/>
+      <w:lvlJc w:val="left"/>
+      <w:pPr>
+        <w:tabs>
+          <w:tab w:val="num" w:pos="5040"/>
+        </w:tabs>
+        <w:ind w:left="5040" w:hanging="360"/>
+      </w:pPr>
+      <w:rPr>
+        <w:rFonts w:ascii="Wingdings" w:hAnsi="Wingdings" w:hint="default"/>
+        <w:sz w:val="20"/>
+      </w:rPr>
+    </w:lvl>
+    <w:lvl w:ilvl="7" w:tentative="1">
+      <w:start w:val="1"/>
+      <w:numFmt w:val="bullet"/>
+      <w:lvlText w:val=""/>
+      <w:lvlJc w:val="left"/>
+      <w:pPr>
+        <w:tabs>
+          <w:tab w:val="num" w:pos="5760"/>
+        </w:tabs>
+        <w:ind w:left="5760" w:hanging="360"/>
+      </w:pPr>
+      <w:rPr>
+        <w:rFonts w:ascii="Wingdings" w:hAnsi="Wingdings" w:hint="default"/>
+        <w:sz w:val="20"/>
+      </w:rPr>
+    </w:lvl>
+    <w:lvl w:ilvl="8" w:tentative="1">
+      <w:start w:val="1"/>
+      <w:numFmt w:val="bullet"/>
+      <w:lvlText w:val=""/>
+      <w:lvlJc w:val="left"/>
+      <w:pPr>
+        <w:tabs>
+          <w:tab w:val="num" w:pos="6480"/>
+        </w:tabs>
+        <w:ind w:left="6480" w:hanging="360"/>
+      </w:pPr>
+      <w:rPr>
+        <w:rFonts w:ascii="Wingdings" w:hAnsi="Wingdings" w:hint="default"/>
+        <w:sz w:val="20"/>
+      </w:rPr>
+    </w:lvl>
+  </w:abstractNum>
+  <w:abstractNum w:abstractNumId="7" w15:restartNumberingAfterBreak="0">
+    <w:nsid w:val="78121D24"/>
+    <w:multiLevelType w:val="multilevel"/>
+    <w:tmpl w:val="4B4C1CD4"/>
+    <w:lvl w:ilvl="0">
+      <w:start w:val="1"/>
+      <w:numFmt w:val="bullet"/>
+      <w:lvlText w:val=""/>
+      <w:lvlJc w:val="left"/>
+      <w:pPr>
+        <w:tabs>
+          <w:tab w:val="num" w:pos="720"/>
+        </w:tabs>
+        <w:ind w:left="720" w:hanging="360"/>
+      </w:pPr>
+      <w:rPr>
+        <w:rFonts w:ascii="Symbol" w:hAnsi="Symbol" w:hint="default"/>
+        <w:sz w:val="20"/>
+      </w:rPr>
+    </w:lvl>
+    <w:lvl w:ilvl="1" w:tentative="1">
+      <w:start w:val="1"/>
+      <w:numFmt w:val="bullet"/>
+      <w:lvlText w:val="o"/>
+      <w:lvlJc w:val="left"/>
+      <w:pPr>
+        <w:tabs>
+          <w:tab w:val="num" w:pos="1440"/>
+        </w:tabs>
+        <w:ind w:left="1440" w:hanging="360"/>
+      </w:pPr>
+      <w:rPr>
+        <w:rFonts w:ascii="Courier New" w:hAnsi="Courier New" w:hint="default"/>
+        <w:sz w:val="20"/>
+      </w:rPr>
+    </w:lvl>
+    <w:lvl w:ilvl="2" w:tentative="1">
+      <w:start w:val="1"/>
+      <w:numFmt w:val="bullet"/>
+      <w:lvlText w:val=""/>
+      <w:lvlJc w:val="left"/>
+      <w:pPr>
+        <w:tabs>
+          <w:tab w:val="num" w:pos="2160"/>
+        </w:tabs>
+        <w:ind w:left="2160" w:hanging="360"/>
+      </w:pPr>
+      <w:rPr>
+        <w:rFonts w:ascii="Wingdings" w:hAnsi="Wingdings" w:hint="default"/>
+        <w:sz w:val="20"/>
+      </w:rPr>
+    </w:lvl>
+    <w:lvl w:ilvl="3" w:tentative="1">
+      <w:start w:val="1"/>
+      <w:numFmt w:val="bullet"/>
+      <w:lvlText w:val=""/>
+      <w:lvlJc w:val="left"/>
+      <w:pPr>
+        <w:tabs>
+          <w:tab w:val="num" w:pos="2880"/>
+        </w:tabs>
+        <w:ind w:left="2880" w:hanging="360"/>
+      </w:pPr>
+      <w:rPr>
+        <w:rFonts w:ascii="Wingdings" w:hAnsi="Wingdings" w:hint="default"/>
+        <w:sz w:val="20"/>
+      </w:rPr>
+    </w:lvl>
+    <w:lvl w:ilvl="4" w:tentative="1">
+      <w:start w:val="1"/>
+      <w:numFmt w:val="bullet"/>
+      <w:lvlText w:val=""/>
+      <w:lvlJc w:val="left"/>
+      <w:pPr>
+        <w:tabs>
+          <w:tab w:val="num" w:pos="3600"/>
+        </w:tabs>
+        <w:ind w:left="3600" w:hanging="360"/>
+      </w:pPr>
+      <w:rPr>
+        <w:rFonts w:ascii="Wingdings" w:hAnsi="Wingdings" w:hint="default"/>
+        <w:sz w:val="20"/>
+      </w:rPr>
+    </w:lvl>
+    <w:lvl w:ilvl="5" w:tentative="1">
+      <w:start w:val="1"/>
+      <w:numFmt w:val="bullet"/>
+      <w:lvlText w:val=""/>
+      <w:lvlJc w:val="left"/>
+      <w:pPr>
+        <w:tabs>
+          <w:tab w:val="num" w:pos="4320"/>
+        </w:tabs>
+        <w:ind w:left="4320" w:hanging="360"/>
+      </w:pPr>
+      <w:rPr>
+        <w:rFonts w:ascii="Wingdings" w:hAnsi="Wingdings" w:hint="default"/>
+        <w:sz w:val="20"/>
+      </w:rPr>
+    </w:lvl>
+    <w:lvl w:ilvl="6" w:tentative="1">
+      <w:start w:val="1"/>
+      <w:numFmt w:val="bullet"/>
+      <w:lvlText w:val=""/>
+      <w:lvlJc w:val="left"/>
+      <w:pPr>
+        <w:tabs>
+          <w:tab w:val="num" w:pos="5040"/>
+        </w:tabs>
+        <w:ind w:left="5040" w:hanging="360"/>
+      </w:pPr>
+      <w:rPr>
+        <w:rFonts w:ascii="Wingdings" w:hAnsi="Wingdings" w:hint="default"/>
+        <w:sz w:val="20"/>
+      </w:rPr>
+    </w:lvl>
+    <w:lvl w:ilvl="7" w:tentative="1">
+      <w:start w:val="1"/>
+      <w:numFmt w:val="bullet"/>
+      <w:lvlText w:val=""/>
+      <w:lvlJc w:val="left"/>
+      <w:pPr>
+        <w:tabs>
+          <w:tab w:val="num" w:pos="5760"/>
+        </w:tabs>
+        <w:ind w:left="5760" w:hanging="360"/>
+      </w:pPr>
+      <w:rPr>
+        <w:rFonts w:ascii="Wingdings" w:hAnsi="Wingdings" w:hint="default"/>
+        <w:sz w:val="20"/>
+      </w:rPr>
+    </w:lvl>
+    <w:lvl w:ilvl="8" w:tentative="1">
+      <w:start w:val="1"/>
+      <w:numFmt w:val="bullet"/>
+      <w:lvlText w:val=""/>
+      <w:lvlJc w:val="left"/>
+      <w:pPr>
+        <w:tabs>
+          <w:tab w:val="num" w:pos="6480"/>
+        </w:tabs>
+        <w:ind w:left="6480" w:hanging="360"/>
+      </w:pPr>
+      <w:rPr>
+        <w:rFonts w:ascii="Wingdings" w:hAnsi="Wingdings" w:hint="default"/>
+        <w:sz w:val="20"/>
+      </w:rPr>
+    </w:lvl>
+  </w:abstractNum>
+  <w:abstractNum w:abstractNumId="8" w15:restartNumberingAfterBreak="0">
+    <w:nsid w:val="7DE217D8"/>
+    <w:multiLevelType w:val="multilevel"/>
+    <w:tmpl w:val="74126A4C"/>
+    <w:lvl w:ilvl="0">
+      <w:start w:val="1"/>
+      <w:numFmt w:val="bullet"/>
+      <w:lvlText w:val=""/>
+      <w:lvlJc w:val="left"/>
+      <w:pPr>
+        <w:tabs>
+          <w:tab w:val="num" w:pos="720"/>
+        </w:tabs>
+        <w:ind w:left="720" w:hanging="360"/>
+      </w:pPr>
+      <w:rPr>
+        <w:rFonts w:ascii="Symbol" w:hAnsi="Symbol" w:hint="default"/>
+        <w:sz w:val="20"/>
+      </w:rPr>
+    </w:lvl>
+    <w:lvl w:ilvl="1" w:tentative="1">
+      <w:start w:val="1"/>
+      <w:numFmt w:val="bullet"/>
+      <w:lvlText w:val="o"/>
+      <w:lvlJc w:val="left"/>
+      <w:pPr>
+        <w:tabs>
+          <w:tab w:val="num" w:pos="1440"/>
+        </w:tabs>
+        <w:ind w:left="1440" w:hanging="360"/>
+      </w:pPr>
+      <w:rPr>
+        <w:rFonts w:ascii="Courier New" w:hAnsi="Courier New" w:hint="default"/>
+        <w:sz w:val="20"/>
+      </w:rPr>
+    </w:lvl>
+    <w:lvl w:ilvl="2" w:tentative="1">
+      <w:start w:val="1"/>
+      <w:numFmt w:val="bullet"/>
+      <w:lvlText w:val=""/>
+      <w:lvlJc w:val="left"/>
+      <w:pPr>
+        <w:tabs>
+          <w:tab w:val="num" w:pos="2160"/>
+        </w:tabs>
+        <w:ind w:left="2160" w:hanging="360"/>
+      </w:pPr>
+      <w:rPr>
+        <w:rFonts w:ascii="Wingdings" w:hAnsi="Wingdings" w:hint="default"/>
+        <w:sz w:val="20"/>
+      </w:rPr>
+    </w:lvl>
+    <w:lvl w:ilvl="3" w:tentative="1">
+      <w:start w:val="1"/>
+      <w:numFmt w:val="bullet"/>
+      <w:lvlText w:val=""/>
+      <w:lvlJc w:val="left"/>
+      <w:pPr>
+        <w:tabs>
+          <w:tab w:val="num" w:pos="2880"/>
+        </w:tabs>
+        <w:ind w:left="2880" w:hanging="360"/>
+      </w:pPr>
+      <w:rPr>
+        <w:rFonts w:ascii="Wingdings" w:hAnsi="Wingdings" w:hint="default"/>
+        <w:sz w:val="20"/>
+      </w:rPr>
+    </w:lvl>
+    <w:lvl w:ilvl="4" w:tentative="1">
+      <w:start w:val="1"/>
+      <w:numFmt w:val="bullet"/>
+      <w:lvlText w:val=""/>
+      <w:lvlJc w:val="left"/>
+      <w:pPr>
+        <w:tabs>
+          <w:tab w:val="num" w:pos="3600"/>
+        </w:tabs>
+        <w:ind w:left="3600" w:hanging="360"/>
+      </w:pPr>
+      <w:rPr>
+        <w:rFonts w:ascii="Wingdings" w:hAnsi="Wingdings" w:hint="default"/>
+        <w:sz w:val="20"/>
+      </w:rPr>
+    </w:lvl>
+    <w:lvl w:ilvl="5" w:tentative="1">
+      <w:start w:val="1"/>
+      <w:numFmt w:val="bullet"/>
+      <w:lvlText w:val=""/>
+      <w:lvlJc w:val="left"/>
+      <w:pPr>
+        <w:tabs>
+          <w:tab w:val="num" w:pos="4320"/>
+        </w:tabs>
+        <w:ind w:left="4320" w:hanging="360"/>
+      </w:pPr>
+      <w:rPr>
+        <w:rFonts w:ascii="Wingdings" w:hAnsi="Wingdings" w:hint="default"/>
+        <w:sz w:val="20"/>
+      </w:rPr>
+    </w:lvl>
+    <w:lvl w:ilvl="6" w:tentative="1">
+      <w:start w:val="1"/>
+      <w:numFmt w:val="bullet"/>
+      <w:lvlText w:val=""/>
+      <w:lvlJc w:val="left"/>
+      <w:pPr>
+        <w:tabs>
+          <w:tab w:val="num" w:pos="5040"/>
+        </w:tabs>
+        <w:ind w:left="5040" w:hanging="360"/>
+      </w:pPr>
+      <w:rPr>
+        <w:rFonts w:ascii="Wingdings" w:hAnsi="Wingdings" w:hint="default"/>
+        <w:sz w:val="20"/>
+      </w:rPr>
+    </w:lvl>
+    <w:lvl w:ilvl="7" w:tentative="1">
+      <w:start w:val="1"/>
+      <w:numFmt w:val="bullet"/>
+      <w:lvlText w:val=""/>
+      <w:lvlJc w:val="left"/>
+      <w:pPr>
+        <w:tabs>
+          <w:tab w:val="num" w:pos="5760"/>
+        </w:tabs>
+        <w:ind w:left="5760" w:hanging="360"/>
+      </w:pPr>
+      <w:rPr>
+        <w:rFonts w:ascii="Wingdings" w:hAnsi="Wingdings" w:hint="default"/>
+        <w:sz w:val="20"/>
+      </w:rPr>
+    </w:lvl>
+    <w:lvl w:ilvl="8" w:tentative="1">
+      <w:start w:val="1"/>
+      <w:numFmt w:val="bullet"/>
+      <w:lvlText w:val=""/>
+      <w:lvlJc w:val="left"/>
+      <w:pPr>
+        <w:tabs>
+          <w:tab w:val="num" w:pos="6480"/>
+        </w:tabs>
+        <w:ind w:left="6480" w:hanging="360"/>
+      </w:pPr>
+      <w:rPr>
+        <w:rFonts w:ascii="Wingdings" w:hAnsi="Wingdings" w:hint="default"/>
+        <w:sz w:val="20"/>
+      </w:rPr>
+    </w:lvl>
+  </w:abstractNum>
   <w:num w:numId="1" w16cid:durableId="683672551">
+    <w:abstractNumId w:val="4"/>
+  </w:num>
+  <w:num w:numId="2" w16cid:durableId="1106576603">
+    <w:abstractNumId w:val="2"/>
+  </w:num>
+  <w:num w:numId="3" w16cid:durableId="692343640">
+    <w:abstractNumId w:val="0"/>
+  </w:num>
+  <w:num w:numId="4" w16cid:durableId="1255288730">
+    <w:abstractNumId w:val="7"/>
+  </w:num>
+  <w:num w:numId="5" w16cid:durableId="875002697">
+    <w:abstractNumId w:val="3"/>
+  </w:num>
+  <w:num w:numId="6" w16cid:durableId="964117767">
+    <w:abstractNumId w:val="5"/>
+  </w:num>
+  <w:num w:numId="7" w16cid:durableId="1534490606">
     <w:abstractNumId w:val="1"/>
   </w:num>
-  <w:num w:numId="2" w16cid:durableId="1106576603">
-    <w:abstractNumId w:val="0"/>
+  <w:num w:numId="8" w16cid:durableId="836337145">
+    <w:abstractNumId w:val="8"/>
+  </w:num>
+  <w:num w:numId="9" w16cid:durableId="666324639">
+    <w:abstractNumId w:val="6"/>
   </w:num>
 </w:numbering>
 </file>
@@ -1731,6 +6420,7 @@
   <w:style w:type="paragraph" w:default="1" w:styleId="Normal">
     <w:name w:val="Normal"/>
     <w:qFormat/>
+    <w:rsid w:val="00BD4759"/>
   </w:style>
   <w:style w:type="paragraph" w:styleId="Heading1">
     <w:name w:val="heading 1"/>
